--- a/GraphicsReport.docx
+++ b/GraphicsReport.docx
@@ -219,8 +219,36 @@
           <w:b/>
           <w:bCs/>
         </w:rPr>
-        <w:t>SECTION – P ( GROUP  L )</w:t>
-      </w:r>
+        <w:t xml:space="preserve">SECTION – P </w:t>
+      </w:r>
+      <w:proofErr w:type="gramStart"/>
+      <w:r>
+        <w:rPr>
+          <w:rFonts w:ascii="Times New Roman" w:hAnsi="Times New Roman" w:cs="Times New Roman"/>
+          <w:b/>
+          <w:bCs/>
+        </w:rPr>
+        <w:t>( GROUP</w:t>
+      </w:r>
+      <w:proofErr w:type="gramEnd"/>
+      <w:r>
+        <w:rPr>
+          <w:rFonts w:ascii="Times New Roman" w:hAnsi="Times New Roman" w:cs="Times New Roman"/>
+          <w:b/>
+          <w:bCs/>
+        </w:rPr>
+        <w:t xml:space="preserve">  </w:t>
+      </w:r>
+      <w:proofErr w:type="gramStart"/>
+      <w:r>
+        <w:rPr>
+          <w:rFonts w:ascii="Times New Roman" w:hAnsi="Times New Roman" w:cs="Times New Roman"/>
+          <w:b/>
+          <w:bCs/>
+        </w:rPr>
+        <w:t>L )</w:t>
+      </w:r>
+      <w:proofErr w:type="gramEnd"/>
     </w:p>
     <w:tbl>
       <w:tblPr>
@@ -873,7 +901,23 @@
                 <w:rFonts w:ascii="Times New Roman" w:hAnsi="Times New Roman" w:cs="Times New Roman"/>
                 <w:szCs w:val="28"/>
               </w:rPr>
-              <w:t>Handled custom background music setup, music_config.txt use, high-score text-file saving, Code::Blocks setup instructions, documentation organization and report preparation support.</w:t>
+              <w:t xml:space="preserve">Handled custom background music setup, music_config.txt use, high-score text-file saving, </w:t>
+            </w:r>
+            <w:proofErr w:type="gramStart"/>
+            <w:r>
+              <w:rPr>
+                <w:rFonts w:ascii="Times New Roman" w:hAnsi="Times New Roman" w:cs="Times New Roman"/>
+                <w:szCs w:val="28"/>
+              </w:rPr>
+              <w:t>Code::</w:t>
+            </w:r>
+            <w:proofErr w:type="gramEnd"/>
+            <w:r>
+              <w:rPr>
+                <w:rFonts w:ascii="Times New Roman" w:hAnsi="Times New Roman" w:cs="Times New Roman"/>
+                <w:szCs w:val="28"/>
+              </w:rPr>
+              <w:t>Blocks setup instructions, documentation organization and report preparation support.</w:t>
             </w:r>
           </w:p>
         </w:tc>
@@ -969,7 +1013,49 @@
         <w:rPr>
           <w:rFonts w:ascii="Times New Roman" w:hAnsi="Times New Roman" w:cs="Times New Roman"/>
         </w:rPr>
-        <w:t xml:space="preserve"> before obstacles, incurring damage and trying to complete the level with as high a score as possible. In the game, the background varies with each level and the player has to encounter a number of obstacles, such as moving objects, manhole flames, rocks, falling rocks, and a ghost who pursues the player, as well as lightning. This project doesn't only include drawing graphics, but also visual design, character animation, handling user input, collision detection, adding sound effects, calculating score, saving high scores for each level, and a complete pause and end screen system.</w:t>
+        <w:t xml:space="preserve"> before obstacles, incurring damage and trying to complete the level with as high a score as possible. In the game, the background varies with each </w:t>
+      </w:r>
+      <w:proofErr w:type="gramStart"/>
+      <w:r>
+        <w:rPr>
+          <w:rFonts w:ascii="Times New Roman" w:hAnsi="Times New Roman" w:cs="Times New Roman"/>
+        </w:rPr>
+        <w:t>level</w:t>
+      </w:r>
+      <w:proofErr w:type="gramEnd"/>
+      <w:r>
+        <w:rPr>
+          <w:rFonts w:ascii="Times New Roman" w:hAnsi="Times New Roman" w:cs="Times New Roman"/>
+        </w:rPr>
+        <w:t xml:space="preserve"> and the player </w:t>
+      </w:r>
+      <w:proofErr w:type="gramStart"/>
+      <w:r>
+        <w:rPr>
+          <w:rFonts w:ascii="Times New Roman" w:hAnsi="Times New Roman" w:cs="Times New Roman"/>
+        </w:rPr>
+        <w:t>has to</w:t>
+      </w:r>
+      <w:proofErr w:type="gramEnd"/>
+      <w:r>
+        <w:rPr>
+          <w:rFonts w:ascii="Times New Roman" w:hAnsi="Times New Roman" w:cs="Times New Roman"/>
+        </w:rPr>
+        <w:t xml:space="preserve"> encounter </w:t>
+      </w:r>
+      <w:proofErr w:type="gramStart"/>
+      <w:r>
+        <w:rPr>
+          <w:rFonts w:ascii="Times New Roman" w:hAnsi="Times New Roman" w:cs="Times New Roman"/>
+        </w:rPr>
+        <w:t>a number of</w:t>
+      </w:r>
+      <w:proofErr w:type="gramEnd"/>
+      <w:r>
+        <w:rPr>
+          <w:rFonts w:ascii="Times New Roman" w:hAnsi="Times New Roman" w:cs="Times New Roman"/>
+        </w:rPr>
+        <w:t xml:space="preserve"> obstacles, such as moving objects, manhole flames, rocks, falling rocks, and a ghost who pursues the player, as well as lightning. This project doesn't only include drawing graphics, but also visual design, character animation, handling user input, collision detection, adding sound effects, calculating score, saving high scores for each level, and a complete pause and end screen system.</w:t>
       </w:r>
     </w:p>
     <w:p>
@@ -983,7 +1069,35 @@
         <w:rPr>
           <w:rFonts w:ascii="Times New Roman" w:hAnsi="Times New Roman" w:cs="Times New Roman"/>
         </w:rPr>
-        <w:t>The goal of this project was to show how much the basic concepts of Computer Graphics can be used to create a small but complete and playable interactive system. Most of the beginner's Computer Graphics projects are based on drawing something static, like a house, a car, a tree, a sky or a character. This project applies the same drawing ideas and associates them with an actual game building. Character is created with only OpenGL primitives such as Bezier curves, line strips and polygons. The backgrounds are made using basic shapes. Instead of moving the character around the screen, the world scrolls by moving a world offset coordinate. The positions, angles and states are updated at about 60 frames per second using a GLUT timer based loop to create animation. This project illustrates the use of coordinate systems, translation, scaling, rotation, keyboard-controlled graphics, and menu selection and continuous redrawing with the mouse. The game also provides constant feedback to the player through movement, collecting, scoring, life loss, sound effects and completion screens.</w:t>
+        <w:t xml:space="preserve">The goal of this project was to show how much the basic concepts of Computer Graphics can be used to create a small but complete and playable interactive system. Most of the beginner's Computer Graphics projects are based on drawing something static, like a house, a car, a tree, a sky or a character. This project applies the same drawing ideas and associates them with </w:t>
+      </w:r>
+      <w:proofErr w:type="gramStart"/>
+      <w:r>
+        <w:rPr>
+          <w:rFonts w:ascii="Times New Roman" w:hAnsi="Times New Roman" w:cs="Times New Roman"/>
+        </w:rPr>
+        <w:t>an actual</w:t>
+      </w:r>
+      <w:proofErr w:type="gramEnd"/>
+      <w:r>
+        <w:rPr>
+          <w:rFonts w:ascii="Times New Roman" w:hAnsi="Times New Roman" w:cs="Times New Roman"/>
+        </w:rPr>
+        <w:t xml:space="preserve"> game building. Character is created with only OpenGL primitives such as Bezier curves, line strips and polygons. The backgrounds are made using basic shapes. Instead of moving the character around the screen, the world scrolls by moving a world offset coordinate. The positions, angles and states are updated at about 60 frames per second using a GLUT </w:t>
+      </w:r>
+      <w:proofErr w:type="gramStart"/>
+      <w:r>
+        <w:rPr>
+          <w:rFonts w:ascii="Times New Roman" w:hAnsi="Times New Roman" w:cs="Times New Roman"/>
+        </w:rPr>
+        <w:t>timer based</w:t>
+      </w:r>
+      <w:proofErr w:type="gramEnd"/>
+      <w:r>
+        <w:rPr>
+          <w:rFonts w:ascii="Times New Roman" w:hAnsi="Times New Roman" w:cs="Times New Roman"/>
+        </w:rPr>
+        <w:t xml:space="preserve"> loop to create animation. This project illustrates the use of coordinate systems, translation, scaling, rotation, keyboard-controlled graphics, and menu selection and continuous redrawing with the mouse. The game also provides constant feedback to the player through movement, collecting, scoring, life loss, sound effects and completion screens.</w:t>
       </w:r>
     </w:p>
     <w:p>
@@ -997,7 +1111,21 @@
         <w:rPr>
           <w:rFonts w:ascii="Times New Roman" w:hAnsi="Times New Roman" w:cs="Times New Roman"/>
         </w:rPr>
-        <w:t xml:space="preserve">The novelty of the project is the following: a cartoon like world and arcade like game features in 5 progressively challenging levels. A different look and feel for each level. Level 1 is an animated bright daytime with cloudy environments. Level 2 adds in the evening or sunset sky. Dark night scene with lamp posts and dark overlay (Level 3). Level 4 is an environment in which it is raining and there are falling rock hazards. Stage 5 is a stormy night, with twinkling stars, lightning bolts and a ghost chasing enemy. The game maintains a separate score for each level in a plain text file, for remembering the score when the game is closed. Obstacle movement and placement is random, so there is less repetition and more </w:t>
+        <w:t xml:space="preserve">The novelty of the project is the following: a cartoon like world and arcade like game features in 5 progressively challenging levels. A different look and feel for each level. Level 1 is an animated bright daytime with cloudy environments. Level 2 adds in the evening or sunset sky. Dark night scene with lamp posts and dark overlay (Level 3). Level 4 is an environment in which it is raining and there are falling rock hazards. Stage 5 is a stormy night, with twinkling stars, lightning bolts and a ghost chasing enemy. The game maintains a separate score for each level in a plain text file, for remembering the score when the game is closed. Obstacle movement and placement </w:t>
+      </w:r>
+      <w:proofErr w:type="gramStart"/>
+      <w:r>
+        <w:rPr>
+          <w:rFonts w:ascii="Times New Roman" w:hAnsi="Times New Roman" w:cs="Times New Roman"/>
+        </w:rPr>
+        <w:t>is</w:t>
+      </w:r>
+      <w:proofErr w:type="gramEnd"/>
+      <w:r>
+        <w:rPr>
+          <w:rFonts w:ascii="Times New Roman" w:hAnsi="Times New Roman" w:cs="Times New Roman"/>
+        </w:rPr>
+        <w:t xml:space="preserve"> random, so there is less repetition and more </w:t>
       </w:r>
       <w:proofErr w:type="spellStart"/>
       <w:r>
@@ -1011,7 +1139,35 @@
         <w:rPr>
           <w:rFonts w:ascii="Times New Roman" w:hAnsi="Times New Roman" w:cs="Times New Roman"/>
         </w:rPr>
-        <w:t>. The music system lets the user put any MP3 file into the sounds folder and specify a desired path within music_config.txt. A pause menu was added which allow the player to pause and resume the game at any time with a Resume, Restart and Main Menu options. Better end screen, which shows current score, level BEST score and obviously large navigation buttons. All of these features make the project more personal, reusable and game-like, but still a valid academic OpenGL project.</w:t>
+        <w:t xml:space="preserve">. The music system lets the user put any MP3 file into the sounds folder and specify a desired path within music_config.txt. A pause menu was added which </w:t>
+      </w:r>
+      <w:proofErr w:type="gramStart"/>
+      <w:r>
+        <w:rPr>
+          <w:rFonts w:ascii="Times New Roman" w:hAnsi="Times New Roman" w:cs="Times New Roman"/>
+        </w:rPr>
+        <w:t>allow</w:t>
+      </w:r>
+      <w:proofErr w:type="gramEnd"/>
+      <w:r>
+        <w:rPr>
+          <w:rFonts w:ascii="Times New Roman" w:hAnsi="Times New Roman" w:cs="Times New Roman"/>
+        </w:rPr>
+        <w:t xml:space="preserve"> the player to pause and resume the game at any time with a Resume, Restart and Main Menu options. Better end screen, which shows current score, level BEST score and obviously large navigation buttons. </w:t>
+      </w:r>
+      <w:proofErr w:type="gramStart"/>
+      <w:r>
+        <w:rPr>
+          <w:rFonts w:ascii="Times New Roman" w:hAnsi="Times New Roman" w:cs="Times New Roman"/>
+        </w:rPr>
+        <w:t>All of</w:t>
+      </w:r>
+      <w:proofErr w:type="gramEnd"/>
+      <w:r>
+        <w:rPr>
+          <w:rFonts w:ascii="Times New Roman" w:hAnsi="Times New Roman" w:cs="Times New Roman"/>
+        </w:rPr>
+        <w:t xml:space="preserve"> these features make the project more personal, reusable and game-like, but still a valid academic OpenGL project.</w:t>
       </w:r>
     </w:p>
     <w:p>
@@ -1068,7 +1224,21 @@
         <w:rPr>
           <w:rFonts w:ascii="Times New Roman" w:hAnsi="Times New Roman" w:cs="Times New Roman"/>
         </w:rPr>
-        <w:t xml:space="preserve">It is essential to understand the platform being used in this project. The main programming language used is C++ as it provides the direct control of variables, arrays, functions, conditions and loops and file operations. The 2D graphics are rendered using </w:t>
+        <w:t xml:space="preserve">It is essential to understand the platform being used in this project. The main programming language used is C++ as it provides </w:t>
+      </w:r>
+      <w:proofErr w:type="gramStart"/>
+      <w:r>
+        <w:rPr>
+          <w:rFonts w:ascii="Times New Roman" w:hAnsi="Times New Roman" w:cs="Times New Roman"/>
+        </w:rPr>
+        <w:t>the direct</w:t>
+      </w:r>
+      <w:proofErr w:type="gramEnd"/>
+      <w:r>
+        <w:rPr>
+          <w:rFonts w:ascii="Times New Roman" w:hAnsi="Times New Roman" w:cs="Times New Roman"/>
+        </w:rPr>
+        <w:t xml:space="preserve"> control of variables, arrays, functions, conditions and loops and file operations. The 2D graphics are rendered using </w:t>
       </w:r>
       <w:proofErr w:type="spellStart"/>
       <w:r>
@@ -1127,6 +1297,7 @@
         <w:t xml:space="preserve"> callbacks, mouse input via </w:t>
       </w:r>
       <w:proofErr w:type="spellStart"/>
+      <w:proofErr w:type="gramStart"/>
       <w:r>
         <w:rPr>
           <w:rFonts w:ascii="Times New Roman" w:hAnsi="Times New Roman" w:cs="Times New Roman"/>
@@ -1134,11 +1305,54 @@
         <w:t>mouseClick</w:t>
       </w:r>
       <w:proofErr w:type="spellEnd"/>
-      <w:r>
-        <w:rPr>
-          <w:rFonts w:ascii="Times New Roman" w:hAnsi="Times New Roman" w:cs="Times New Roman"/>
-        </w:rPr>
-        <w:t xml:space="preserve">, display callback and the timer based update loop. Code::Blocks with MinGW and GCC is used as the development environment. The project utilizes the Windows multimedia system to play a sound using the </w:t>
+      <w:proofErr w:type="gramEnd"/>
+      <w:r>
+        <w:rPr>
+          <w:rFonts w:ascii="Times New Roman" w:hAnsi="Times New Roman" w:cs="Times New Roman"/>
+        </w:rPr>
+        <w:t xml:space="preserve">, display callback and the </w:t>
+      </w:r>
+      <w:proofErr w:type="gramStart"/>
+      <w:r>
+        <w:rPr>
+          <w:rFonts w:ascii="Times New Roman" w:hAnsi="Times New Roman" w:cs="Times New Roman"/>
+        </w:rPr>
+        <w:t>timer based</w:t>
+      </w:r>
+      <w:proofErr w:type="gramEnd"/>
+      <w:r>
+        <w:rPr>
+          <w:rFonts w:ascii="Times New Roman" w:hAnsi="Times New Roman" w:cs="Times New Roman"/>
+        </w:rPr>
+        <w:t xml:space="preserve"> update loop. </w:t>
+      </w:r>
+      <w:proofErr w:type="gramStart"/>
+      <w:r>
+        <w:rPr>
+          <w:rFonts w:ascii="Times New Roman" w:hAnsi="Times New Roman" w:cs="Times New Roman"/>
+        </w:rPr>
+        <w:t>Code::</w:t>
+      </w:r>
+      <w:proofErr w:type="gramEnd"/>
+      <w:r>
+        <w:rPr>
+          <w:rFonts w:ascii="Times New Roman" w:hAnsi="Times New Roman" w:cs="Times New Roman"/>
+        </w:rPr>
+        <w:t xml:space="preserve">Blocks with MinGW and GCC </w:t>
+      </w:r>
+      <w:proofErr w:type="gramStart"/>
+      <w:r>
+        <w:rPr>
+          <w:rFonts w:ascii="Times New Roman" w:hAnsi="Times New Roman" w:cs="Times New Roman"/>
+        </w:rPr>
+        <w:t>is</w:t>
+      </w:r>
+      <w:proofErr w:type="gramEnd"/>
+      <w:r>
+        <w:rPr>
+          <w:rFonts w:ascii="Times New Roman" w:hAnsi="Times New Roman" w:cs="Times New Roman"/>
+        </w:rPr>
+        <w:t xml:space="preserve"> used as the development environment. The project utilizes the Windows multimedia system to play a sound using the </w:t>
       </w:r>
       <w:proofErr w:type="spellStart"/>
       <w:r>
@@ -1230,7 +1444,23 @@
           <w:rFonts w:ascii="Times New Roman" w:hAnsi="Times New Roman" w:cs="Times New Roman"/>
           <w:szCs w:val="28"/>
         </w:rPr>
-        <w:t>This section looks at 10 2D graphics/games projects that have similar design ideas to Doraemon's Treat Hunt. Though no exact replication of these works was done in this project, they served as examples for concepts that are commonly found in the game, including level based progression, side scrolling scenes, OpenGL rendering, user control, collision detection, score feedback, sound integration, and game loop organization. The comparison is useful because the present project is also an academic game implemented in C++ and OpenGL, the main learning goal is to write graphics and to let them interact in real time.</w:t>
+        <w:t xml:space="preserve">This section looks at 10 2D graphics/games projects that have similar design ideas to Doraemon's Treat Hunt. Though no exact replication of these works was done in this project, they served as examples for concepts that are commonly found in the game, including </w:t>
+      </w:r>
+      <w:proofErr w:type="gramStart"/>
+      <w:r>
+        <w:rPr>
+          <w:rFonts w:ascii="Times New Roman" w:hAnsi="Times New Roman" w:cs="Times New Roman"/>
+          <w:szCs w:val="28"/>
+        </w:rPr>
+        <w:t>level based</w:t>
+      </w:r>
+      <w:proofErr w:type="gramEnd"/>
+      <w:r>
+        <w:rPr>
+          <w:rFonts w:ascii="Times New Roman" w:hAnsi="Times New Roman" w:cs="Times New Roman"/>
+          <w:szCs w:val="28"/>
+        </w:rPr>
+        <w:t xml:space="preserve"> progression, side scrolling scenes, OpenGL rendering, user control, collision detection, score feedback, sound integration, and game loop organization. The comparison is useful because the present project is also an academic game implemented in C++ and OpenGL, the main learning goal is to write graphics and to let them interact in real time.</w:t>
       </w:r>
     </w:p>
     <w:tbl>
@@ -2203,15 +2433,47 @@
           <w:rFonts w:ascii="Times New Roman" w:hAnsi="Times New Roman" w:cs="Times New Roman"/>
           <w:szCs w:val="28"/>
         </w:rPr>
-        <w:t xml:space="preserve">, n.d.) is a 2D platformer game made in C and C++ from scratch that includes jumping mechanics, hazards, enemies and multiple levels. Doraemon's Treat Hunt is smaller and simpler, but the game has a similar platform running goal – the player has to run through a side scrolling world, avoiding obstacles and changing visual areas to gather treats. The </w:t>
-      </w:r>
+        <w:t xml:space="preserve">, n.d.) is a 2D platformer game made in C and C++ from scratch that includes jumping mechanics, hazards, enemies and multiple levels. Doraemon's Treat Hunt is smaller and simpler, but the game has a similar platform running goal – the player </w:t>
+      </w:r>
+      <w:proofErr w:type="gramStart"/>
       <w:r>
         <w:rPr>
           <w:rFonts w:ascii="Times New Roman" w:hAnsi="Times New Roman" w:cs="Times New Roman"/>
           <w:szCs w:val="28"/>
         </w:rPr>
+        <w:t>has to</w:t>
+      </w:r>
+      <w:proofErr w:type="gramEnd"/>
+      <w:r>
+        <w:rPr>
+          <w:rFonts w:ascii="Times New Roman" w:hAnsi="Times New Roman" w:cs="Times New Roman"/>
+          <w:szCs w:val="28"/>
+        </w:rPr>
+        <w:t xml:space="preserve"> run through a side scrolling world, avoiding obstacles and changing visual areas to gather treats. The </w:t>
+      </w:r>
+      <w:r>
+        <w:rPr>
+          <w:rFonts w:ascii="Times New Roman" w:hAnsi="Times New Roman" w:cs="Times New Roman"/>
+          <w:szCs w:val="28"/>
+        </w:rPr>
         <w:lastRenderedPageBreak/>
-        <w:t>progression in Thalassa is based on the level, with different themes and increased challenges, and this was the inspiration for the five level progression in the present project, with new hazards and sky atmosphere at each level.</w:t>
+        <w:t xml:space="preserve">progression in Thalassa is based on the level, with different themes and increased challenges, and this was the inspiration for the </w:t>
+      </w:r>
+      <w:proofErr w:type="gramStart"/>
+      <w:r>
+        <w:rPr>
+          <w:rFonts w:ascii="Times New Roman" w:hAnsi="Times New Roman" w:cs="Times New Roman"/>
+          <w:szCs w:val="28"/>
+        </w:rPr>
+        <w:t>five level</w:t>
+      </w:r>
+      <w:proofErr w:type="gramEnd"/>
+      <w:r>
+        <w:rPr>
+          <w:rFonts w:ascii="Times New Roman" w:hAnsi="Times New Roman" w:cs="Times New Roman"/>
+          <w:szCs w:val="28"/>
+        </w:rPr>
+        <w:t xml:space="preserve"> progression in the present project, with new hazards and sky atmosphere at each level.</w:t>
       </w:r>
     </w:p>
     <w:p>
@@ -2227,7 +2489,23 @@
           <w:rFonts w:ascii="Times New Roman" w:hAnsi="Times New Roman" w:cs="Times New Roman"/>
           <w:szCs w:val="28"/>
         </w:rPr>
-        <w:t xml:space="preserve">2D Game Engine (Arterbury, n.d.) is a side-scrolling 2D engine that has rendering, audio, enemy AI, physics and level transitions. It is relevant because the current game also has visual rendering, sound effects and hazards and level based gameplay, albeit in a lighter educational mode that lacks physics and AI. The engine can be used to incorporate audio and level switching into a rendering loop that was </w:t>
+        <w:t xml:space="preserve">2D Game Engine (Arterbury, n.d.) is a side-scrolling 2D engine that has rendering, audio, enemy AI, physics and level transitions. It is relevant because the current game also has visual rendering, sound effects and hazards and </w:t>
+      </w:r>
+      <w:proofErr w:type="gramStart"/>
+      <w:r>
+        <w:rPr>
+          <w:rFonts w:ascii="Times New Roman" w:hAnsi="Times New Roman" w:cs="Times New Roman"/>
+          <w:szCs w:val="28"/>
+        </w:rPr>
+        <w:t>level based</w:t>
+      </w:r>
+      <w:proofErr w:type="gramEnd"/>
+      <w:r>
+        <w:rPr>
+          <w:rFonts w:ascii="Times New Roman" w:hAnsi="Times New Roman" w:cs="Times New Roman"/>
+          <w:szCs w:val="28"/>
+        </w:rPr>
+        <w:t xml:space="preserve"> gameplay, albeit in a lighter educational mode that lacks physics and AI. The engine can be used to incorporate audio and level switching into a rendering loop that was </w:t>
       </w:r>
       <w:proofErr w:type="spellStart"/>
       <w:r>
@@ -2323,7 +2601,23 @@
           <w:rFonts w:ascii="Times New Roman" w:hAnsi="Times New Roman" w:cs="Times New Roman"/>
           <w:szCs w:val="28"/>
         </w:rPr>
-        <w:t xml:space="preserve"> with audio support, and is based on arcade style survival and scoring gameplay. This is very similar to the game Treat Hunt, which is also based on GLUT graphics, sound effects and a scoring mechanism, and is also developed by Doraemon. Shuttle Madness is an example of the implementation of a complete arcade type game with the GLUT framework, which includes lives, score keeping and game over screens. In this project, the end screen, score display and lives system are designed along similar lines as in the present project.</w:t>
+        <w:t xml:space="preserve"> with audio </w:t>
+      </w:r>
+      <w:proofErr w:type="gramStart"/>
+      <w:r>
+        <w:rPr>
+          <w:rFonts w:ascii="Times New Roman" w:hAnsi="Times New Roman" w:cs="Times New Roman"/>
+          <w:szCs w:val="28"/>
+        </w:rPr>
+        <w:t>support, and</w:t>
+      </w:r>
+      <w:proofErr w:type="gramEnd"/>
+      <w:r>
+        <w:rPr>
+          <w:rFonts w:ascii="Times New Roman" w:hAnsi="Times New Roman" w:cs="Times New Roman"/>
+          <w:szCs w:val="28"/>
+        </w:rPr>
+        <w:t xml:space="preserve"> is based on arcade style survival and scoring gameplay. This is very similar to the game Treat Hunt, which is also based on GLUT graphics, sound effects and a scoring mechanism, and is also developed by Doraemon. Shuttle Madness is an example of the implementation of a complete arcade type game with the GLUT framework, which includes lives, score keeping and game over screens. In this project, the end screen, score display and lives system are designed along similar lines as in the present project.</w:t>
       </w:r>
     </w:p>
     <w:p>
@@ -2371,7 +2665,23 @@
           <w:rFonts w:ascii="Times New Roman" w:hAnsi="Times New Roman" w:cs="Times New Roman"/>
           <w:szCs w:val="28"/>
         </w:rPr>
-        <w:t xml:space="preserve">, n.d.) is a C++ platformer project that includes platform movement, jumping mechanics and map editing concepts using OpenGL and GLFW. It is related to Doraemon's Treat Hunt thanks to movements handled by the keyboard, jumping controls and obstacle avoidance. The jumping system in the present project follows the simple velocity-based method of movements, where the character ascends as long as it does not exceed the maximum height and then falls back to the ground as is typical in platformer engines as this one. The input </w:t>
+        <w:t xml:space="preserve">, n.d.) is a C++ platformer project that includes platform movement, jumping mechanics and map editing concepts using OpenGL and GLFW. It is related to Doraemon's Treat Hunt thanks to movements handled by the keyboard, jumping controls and obstacle avoidance. The jumping system in the present project follows the simple velocity-based method of movements, where the character ascends </w:t>
+      </w:r>
+      <w:proofErr w:type="gramStart"/>
+      <w:r>
+        <w:rPr>
+          <w:rFonts w:ascii="Times New Roman" w:hAnsi="Times New Roman" w:cs="Times New Roman"/>
+          <w:szCs w:val="28"/>
+        </w:rPr>
+        <w:t>as long as</w:t>
+      </w:r>
+      <w:proofErr w:type="gramEnd"/>
+      <w:r>
+        <w:rPr>
+          <w:rFonts w:ascii="Times New Roman" w:hAnsi="Times New Roman" w:cs="Times New Roman"/>
+          <w:szCs w:val="28"/>
+        </w:rPr>
+        <w:t xml:space="preserve"> it does not exceed the maximum height and then falls back to the ground as is typical in platformer engines as this one. The input </w:t>
       </w:r>
       <w:r>
         <w:rPr>
@@ -2395,7 +2705,39 @@
           <w:rFonts w:ascii="Times New Roman" w:hAnsi="Times New Roman" w:cs="Times New Roman"/>
           <w:szCs w:val="28"/>
         </w:rPr>
-        <w:t>Snowy Mists (Development CITM, n.d.) is a student 2D platformer project, implemented in C++ with maps, enemies, UI elements, saving and loading and collision systems. It's relevant because it demonstrates how the level design, interface feedback and collision systems can all be integrated into the overall playable project as the student creates a game. The High Score Saving System in Doraemon's Treat Hunt was inspired by the concept of persistent data storage in student projects, such as Snowy Mists. The current project uses a plain text file called highscore.txt to store the best score per level, and then reads it on start-up and updates it if a new best score is obtained in a level.</w:t>
+        <w:t xml:space="preserve">Snowy Mists (Development CITM, n.d.) is a student 2D platformer project, implemented in C++ with maps, enemies, UI elements, saving and loading and collision systems. It's relevant because it demonstrates how the level </w:t>
+      </w:r>
+      <w:proofErr w:type="gramStart"/>
+      <w:r>
+        <w:rPr>
+          <w:rFonts w:ascii="Times New Roman" w:hAnsi="Times New Roman" w:cs="Times New Roman"/>
+          <w:szCs w:val="28"/>
+        </w:rPr>
+        <w:t>design,</w:t>
+      </w:r>
+      <w:proofErr w:type="gramEnd"/>
+      <w:r>
+        <w:rPr>
+          <w:rFonts w:ascii="Times New Roman" w:hAnsi="Times New Roman" w:cs="Times New Roman"/>
+          <w:szCs w:val="28"/>
+        </w:rPr>
+        <w:t xml:space="preserve"> interface feedback and collision systems can all be integrated into the overall playable project as the student creates a game. The High Score Saving System in Doraemon's Treat Hunt was inspired by the concept of persistent data storage in student projects, such as Snowy Mists. The current project uses a plain text file called highscore.txt to store the best score per </w:t>
+      </w:r>
+      <w:proofErr w:type="gramStart"/>
+      <w:r>
+        <w:rPr>
+          <w:rFonts w:ascii="Times New Roman" w:hAnsi="Times New Roman" w:cs="Times New Roman"/>
+          <w:szCs w:val="28"/>
+        </w:rPr>
+        <w:t>level, and</w:t>
+      </w:r>
+      <w:proofErr w:type="gramEnd"/>
+      <w:r>
+        <w:rPr>
+          <w:rFonts w:ascii="Times New Roman" w:hAnsi="Times New Roman" w:cs="Times New Roman"/>
+          <w:szCs w:val="28"/>
+        </w:rPr>
+        <w:t xml:space="preserve"> then reads it on start-up and updates it if a new best score is obtained in a level.</w:t>
       </w:r>
     </w:p>
     <w:p>
@@ -2411,7 +2753,23 @@
           <w:rFonts w:ascii="Times New Roman" w:hAnsi="Times New Roman" w:cs="Times New Roman"/>
           <w:szCs w:val="28"/>
         </w:rPr>
-        <w:t xml:space="preserve">These related works provide a number of important design lessons for the current project. The first lesson is that the majority of 2D games are based on a loop that involves drawing, reading input, moving objects and detecting collisions. This structure is directly used in the GLUT display callback and update timer function in Doraemon's Treat Hunt where every frame draws the scene, checks input state and updates all game object positions. The second lesson is that the level environment and difficulty can be varied to make the game more interesting and </w:t>
+        <w:t xml:space="preserve">These related works provide </w:t>
+      </w:r>
+      <w:proofErr w:type="gramStart"/>
+      <w:r>
+        <w:rPr>
+          <w:rFonts w:ascii="Times New Roman" w:hAnsi="Times New Roman" w:cs="Times New Roman"/>
+          <w:szCs w:val="28"/>
+        </w:rPr>
+        <w:t>a number of</w:t>
+      </w:r>
+      <w:proofErr w:type="gramEnd"/>
+      <w:r>
+        <w:rPr>
+          <w:rFonts w:ascii="Times New Roman" w:hAnsi="Times New Roman" w:cs="Times New Roman"/>
+          <w:szCs w:val="28"/>
+        </w:rPr>
+        <w:t xml:space="preserve"> important design lessons for the current project. The first lesson is that the majority of 2D games are based on a loop that involves drawing, reading input, moving objects and detecting collisions. This structure is directly used in the GLUT display callback and update timer function in Doraemon's Treat Hunt where every frame draws the scene, checks input state and updates all game object positions. The second lesson is that the level environment and difficulty can be varied to make the game more interesting and </w:t>
       </w:r>
       <w:proofErr w:type="spellStart"/>
       <w:r>
@@ -2443,7 +2801,39 @@
           <w:rFonts w:ascii="Times New Roman" w:hAnsi="Times New Roman" w:cs="Times New Roman"/>
           <w:szCs w:val="28"/>
         </w:rPr>
-        <w:t>The distinction between large game engines and OpenGL educational projects is also brought to light. More structured engine designs include Sea2D (Syed, n.d.) and the 2D Game Engine (Arterbury, n.d.) which include sprites, textures, physics engines and external asset pipelines. Doraemon's Treat Hunt is designed to be simpler, as it is intended to teach manual drawing, coordinate transformation, animation and interaction in the Computer Graphics course. There is no use of external asset pipelines and everything is drawn via arrays of vertices and mathematical functions. The advantages of this are that students can easily read, debug, and explain the implementation for each part of the visual output, which will be directly tied to a line of code. All ten works are related, and as such it is appropriate to consider the following as a small but complete OpenGL game, with multiple levels, user interaction, randomly-generated hazards, sound, and local score storage.</w:t>
+        <w:t xml:space="preserve">The distinction between large game engines and OpenGL educational projects is also brought to light. More structured engine designs include Sea2D (Syed, n.d.) and the 2D Game Engine (Arterbury, n.d.) which include sprites, textures, physics engines and external asset pipelines. Doraemon's Treat Hunt is designed to be simpler, as it is intended to teach manual drawing, coordinate transformation, animation and interaction in the Computer Graphics course. There is no use of external asset </w:t>
+      </w:r>
+      <w:proofErr w:type="gramStart"/>
+      <w:r>
+        <w:rPr>
+          <w:rFonts w:ascii="Times New Roman" w:hAnsi="Times New Roman" w:cs="Times New Roman"/>
+          <w:szCs w:val="28"/>
+        </w:rPr>
+        <w:t>pipelines</w:t>
+      </w:r>
+      <w:proofErr w:type="gramEnd"/>
+      <w:r>
+        <w:rPr>
+          <w:rFonts w:ascii="Times New Roman" w:hAnsi="Times New Roman" w:cs="Times New Roman"/>
+          <w:szCs w:val="28"/>
+        </w:rPr>
+        <w:t xml:space="preserve"> and everything is drawn via arrays of vertices and mathematical functions. The advantages of this are that students can easily read, debug, and explain the implementation for each part of the visual output, which will be directly tied to a line of code. All ten works are related, and as such it is appropriate to consider the following as a small but complete OpenGL game, with multiple levels, user interaction, </w:t>
+      </w:r>
+      <w:proofErr w:type="gramStart"/>
+      <w:r>
+        <w:rPr>
+          <w:rFonts w:ascii="Times New Roman" w:hAnsi="Times New Roman" w:cs="Times New Roman"/>
+          <w:szCs w:val="28"/>
+        </w:rPr>
+        <w:t>randomly-generated</w:t>
+      </w:r>
+      <w:proofErr w:type="gramEnd"/>
+      <w:r>
+        <w:rPr>
+          <w:rFonts w:ascii="Times New Roman" w:hAnsi="Times New Roman" w:cs="Times New Roman"/>
+          <w:szCs w:val="28"/>
+        </w:rPr>
+        <w:t xml:space="preserve"> hazards, sound, and local score storage.</w:t>
       </w:r>
     </w:p>
     <w:p>
@@ -2522,7 +2912,21 @@
         <w:rPr>
           <w:rFonts w:ascii="Times New Roman" w:hAnsi="Times New Roman" w:cs="Times New Roman"/>
         </w:rPr>
-        <w:t>This Doraemon's Treat Hunt is implemented as a single source file in C++ using OpenGL and GLUT graphics libraries. The program is divided into four logical sections: Game State Management with Global Variables, Drawing Functions for all the Visual Elements, Input Handler Functions for the user control, and Timer Based Update Function for continuous animation. The main function sets up the random number seed, reads high scores stored from highscore.txt, reads the desired music path from music_config.txt, sets up the GLUT window and registers all the GLUT callback functions. The display function is used to determine what should be drawn each frame, based on the current game state, whether it is the home screen or a particular level.</w:t>
+        <w:t xml:space="preserve">This Doraemon's Treat Hunt is implemented as a single source file in C++ using OpenGL and GLUT graphics libraries. The program is divided into four logical sections: Game State Management with Global Variables, Drawing Functions for all the Visual Elements, Input Handler Functions for the user control, and Timer Based Update Function for continuous animation. The main function sets up the random number seed, reads high scores stored from highscore.txt, reads the desired music path from music_config.txt, sets up the GLUT window and registers all the GLUT callback functions. The display function is used to determine what should be </w:t>
+      </w:r>
+      <w:proofErr w:type="gramStart"/>
+      <w:r>
+        <w:rPr>
+          <w:rFonts w:ascii="Times New Roman" w:hAnsi="Times New Roman" w:cs="Times New Roman"/>
+        </w:rPr>
+        <w:t>drawn</w:t>
+      </w:r>
+      <w:proofErr w:type="gramEnd"/>
+      <w:r>
+        <w:rPr>
+          <w:rFonts w:ascii="Times New Roman" w:hAnsi="Times New Roman" w:cs="Times New Roman"/>
+        </w:rPr>
+        <w:t xml:space="preserve"> each frame, based on the current game state, whether it is the home screen or a particular level.</w:t>
       </w:r>
     </w:p>
     <w:p>
@@ -2843,11 +3247,19 @@
           <w:rFonts w:ascii="Times New Roman" w:hAnsi="Times New Roman" w:cs="Times New Roman"/>
         </w:rPr>
       </w:pPr>
-      <w:r>
-        <w:rPr>
-          <w:rFonts w:ascii="Times New Roman" w:hAnsi="Times New Roman" w:cs="Times New Roman"/>
-        </w:rPr>
-        <w:t>Obstacle respawn system with randomized positions and movement after going offscreen.</w:t>
+      <w:proofErr w:type="gramStart"/>
+      <w:r>
+        <w:rPr>
+          <w:rFonts w:ascii="Times New Roman" w:hAnsi="Times New Roman" w:cs="Times New Roman"/>
+        </w:rPr>
+        <w:t>Obstacle</w:t>
+      </w:r>
+      <w:proofErr w:type="gramEnd"/>
+      <w:r>
+        <w:rPr>
+          <w:rFonts w:ascii="Times New Roman" w:hAnsi="Times New Roman" w:cs="Times New Roman"/>
+        </w:rPr>
+        <w:t xml:space="preserve"> respawn system with randomized positions and movement after going offscreen.</w:t>
       </w:r>
     </w:p>
     <w:p>
@@ -3171,6 +3583,7 @@
                 <w14:ligatures w14:val="none"/>
               </w:rPr>
             </w:pPr>
+            <w:proofErr w:type="gramStart"/>
             <w:r>
               <w:rPr>
                 <w:rFonts w:ascii="Times New Roman" w:eastAsia="Times New Roman" w:hAnsi="Times New Roman" w:cs="Times New Roman"/>
@@ -3178,7 +3591,17 @@
                 <w:szCs w:val="24"/>
                 <w14:ligatures w14:val="none"/>
               </w:rPr>
-              <w:t>Code::Blocks with MinGW/GCC</w:t>
+              <w:t>Code::</w:t>
+            </w:r>
+            <w:proofErr w:type="gramEnd"/>
+            <w:r>
+              <w:rPr>
+                <w:rFonts w:ascii="Times New Roman" w:eastAsia="Times New Roman" w:hAnsi="Times New Roman" w:cs="Times New Roman"/>
+                <w:kern w:val="0"/>
+                <w:szCs w:val="24"/>
+                <w14:ligatures w14:val="none"/>
+              </w:rPr>
+              <w:t>Blocks with MinGW/GCC</w:t>
             </w:r>
           </w:p>
         </w:tc>
@@ -3495,11 +3918,19 @@
                 <w:rFonts w:ascii="Times New Roman" w:hAnsi="Times New Roman" w:cs="Times New Roman"/>
               </w:rPr>
             </w:pPr>
-            <w:r>
-              <w:rPr>
-                <w:rFonts w:ascii="Times New Roman" w:hAnsi="Times New Roman" w:cs="Times New Roman"/>
-              </w:rPr>
-              <w:t>main()</w:t>
+            <w:proofErr w:type="gramStart"/>
+            <w:r>
+              <w:rPr>
+                <w:rFonts w:ascii="Times New Roman" w:hAnsi="Times New Roman" w:cs="Times New Roman"/>
+              </w:rPr>
+              <w:t>main(</w:t>
+            </w:r>
+            <w:proofErr w:type="gramEnd"/>
+            <w:r>
+              <w:rPr>
+                <w:rFonts w:ascii="Times New Roman" w:hAnsi="Times New Roman" w:cs="Times New Roman"/>
+              </w:rPr>
+              <w:t>)</w:t>
             </w:r>
           </w:p>
         </w:tc>
@@ -3538,6 +3969,7 @@
               </w:rPr>
             </w:pPr>
             <w:proofErr w:type="spellStart"/>
+            <w:proofErr w:type="gramStart"/>
             <w:r>
               <w:rPr>
                 <w:rFonts w:ascii="Times New Roman" w:hAnsi="Times New Roman" w:cs="Times New Roman"/>
@@ -3549,7 +3981,14 @@
               <w:rPr>
                 <w:rFonts w:ascii="Times New Roman" w:hAnsi="Times New Roman" w:cs="Times New Roman"/>
               </w:rPr>
-              <w:t>()</w:t>
+              <w:t>(</w:t>
+            </w:r>
+            <w:proofErr w:type="gramEnd"/>
+            <w:r>
+              <w:rPr>
+                <w:rFonts w:ascii="Times New Roman" w:hAnsi="Times New Roman" w:cs="Times New Roman"/>
+              </w:rPr>
+              <w:t>)</w:t>
             </w:r>
           </w:p>
         </w:tc>
@@ -3587,11 +4026,19 @@
                 <w:rFonts w:ascii="Times New Roman" w:hAnsi="Times New Roman" w:cs="Times New Roman"/>
               </w:rPr>
             </w:pPr>
-            <w:r>
-              <w:rPr>
-                <w:rFonts w:ascii="Times New Roman" w:hAnsi="Times New Roman" w:cs="Times New Roman"/>
-              </w:rPr>
-              <w:t>display()</w:t>
+            <w:proofErr w:type="gramStart"/>
+            <w:r>
+              <w:rPr>
+                <w:rFonts w:ascii="Times New Roman" w:hAnsi="Times New Roman" w:cs="Times New Roman"/>
+              </w:rPr>
+              <w:t>display(</w:t>
+            </w:r>
+            <w:proofErr w:type="gramEnd"/>
+            <w:r>
+              <w:rPr>
+                <w:rFonts w:ascii="Times New Roman" w:hAnsi="Times New Roman" w:cs="Times New Roman"/>
+              </w:rPr>
+              <w:t>)</w:t>
             </w:r>
           </w:p>
         </w:tc>
@@ -3611,7 +4058,21 @@
               <w:rPr>
                 <w:rFonts w:ascii="Times New Roman" w:hAnsi="Times New Roman" w:cs="Times New Roman"/>
               </w:rPr>
-              <w:t>Controls whether the home screen or the selected level is drawn each frame.</w:t>
+              <w:t xml:space="preserve">Controls whether the home screen or the selected level is </w:t>
+            </w:r>
+            <w:proofErr w:type="gramStart"/>
+            <w:r>
+              <w:rPr>
+                <w:rFonts w:ascii="Times New Roman" w:hAnsi="Times New Roman" w:cs="Times New Roman"/>
+              </w:rPr>
+              <w:t>drawn</w:t>
+            </w:r>
+            <w:proofErr w:type="gramEnd"/>
+            <w:r>
+              <w:rPr>
+                <w:rFonts w:ascii="Times New Roman" w:hAnsi="Times New Roman" w:cs="Times New Roman"/>
+              </w:rPr>
+              <w:t xml:space="preserve"> each frame.</w:t>
             </w:r>
           </w:p>
         </w:tc>
@@ -3630,6 +4091,7 @@
               </w:rPr>
             </w:pPr>
             <w:proofErr w:type="spellStart"/>
+            <w:proofErr w:type="gramStart"/>
             <w:r>
               <w:rPr>
                 <w:rFonts w:ascii="Times New Roman" w:hAnsi="Times New Roman" w:cs="Times New Roman"/>
@@ -3641,7 +4103,14 @@
               <w:rPr>
                 <w:rFonts w:ascii="Times New Roman" w:hAnsi="Times New Roman" w:cs="Times New Roman"/>
               </w:rPr>
-              <w:t>()</w:t>
+              <w:t>(</w:t>
+            </w:r>
+            <w:proofErr w:type="gramEnd"/>
+            <w:r>
+              <w:rPr>
+                <w:rFonts w:ascii="Times New Roman" w:hAnsi="Times New Roman" w:cs="Times New Roman"/>
+              </w:rPr>
+              <w:t>)</w:t>
             </w:r>
           </w:p>
         </w:tc>
@@ -3680,6 +4149,7 @@
               </w:rPr>
             </w:pPr>
             <w:proofErr w:type="spellStart"/>
+            <w:proofErr w:type="gramStart"/>
             <w:r>
               <w:rPr>
                 <w:rFonts w:ascii="Times New Roman" w:hAnsi="Times New Roman" w:cs="Times New Roman"/>
@@ -3691,7 +4161,14 @@
               <w:rPr>
                 <w:rFonts w:ascii="Times New Roman" w:hAnsi="Times New Roman" w:cs="Times New Roman"/>
               </w:rPr>
-              <w:t>()</w:t>
+              <w:t>(</w:t>
+            </w:r>
+            <w:proofErr w:type="gramEnd"/>
+            <w:r>
+              <w:rPr>
+                <w:rFonts w:ascii="Times New Roman" w:hAnsi="Times New Roman" w:cs="Times New Roman"/>
+              </w:rPr>
+              <w:t>)</w:t>
             </w:r>
           </w:p>
         </w:tc>
@@ -3730,6 +4207,7 @@
               </w:rPr>
             </w:pPr>
             <w:proofErr w:type="spellStart"/>
+            <w:proofErr w:type="gramStart"/>
             <w:r>
               <w:rPr>
                 <w:rFonts w:ascii="Times New Roman" w:hAnsi="Times New Roman" w:cs="Times New Roman"/>
@@ -3741,9 +4219,17 @@
               <w:rPr>
                 <w:rFonts w:ascii="Times New Roman" w:hAnsi="Times New Roman" w:cs="Times New Roman"/>
               </w:rPr>
-              <w:t xml:space="preserve">() / </w:t>
+              <w:t>(</w:t>
+            </w:r>
+            <w:proofErr w:type="gramEnd"/>
+            <w:r>
+              <w:rPr>
+                <w:rFonts w:ascii="Times New Roman" w:hAnsi="Times New Roman" w:cs="Times New Roman"/>
+              </w:rPr>
+              <w:t xml:space="preserve">) / </w:t>
             </w:r>
             <w:proofErr w:type="spellStart"/>
+            <w:proofErr w:type="gramStart"/>
             <w:r>
               <w:rPr>
                 <w:rFonts w:ascii="Times New Roman" w:hAnsi="Times New Roman" w:cs="Times New Roman"/>
@@ -3755,7 +4241,14 @@
               <w:rPr>
                 <w:rFonts w:ascii="Times New Roman" w:hAnsi="Times New Roman" w:cs="Times New Roman"/>
               </w:rPr>
-              <w:t>()</w:t>
+              <w:t>(</w:t>
+            </w:r>
+            <w:proofErr w:type="gramEnd"/>
+            <w:r>
+              <w:rPr>
+                <w:rFonts w:ascii="Times New Roman" w:hAnsi="Times New Roman" w:cs="Times New Roman"/>
+              </w:rPr>
+              <w:t>)</w:t>
             </w:r>
           </w:p>
         </w:tc>
@@ -3794,6 +4287,7 @@
               </w:rPr>
             </w:pPr>
             <w:proofErr w:type="spellStart"/>
+            <w:proofErr w:type="gramStart"/>
             <w:r>
               <w:rPr>
                 <w:rFonts w:ascii="Times New Roman" w:hAnsi="Times New Roman" w:cs="Times New Roman"/>
@@ -3805,7 +4299,14 @@
               <w:rPr>
                 <w:rFonts w:ascii="Times New Roman" w:hAnsi="Times New Roman" w:cs="Times New Roman"/>
               </w:rPr>
-              <w:t>()</w:t>
+              <w:t>(</w:t>
+            </w:r>
+            <w:proofErr w:type="gramEnd"/>
+            <w:r>
+              <w:rPr>
+                <w:rFonts w:ascii="Times New Roman" w:hAnsi="Times New Roman" w:cs="Times New Roman"/>
+              </w:rPr>
+              <w:t>)</w:t>
             </w:r>
           </w:p>
         </w:tc>
@@ -3843,12 +4344,20 @@
                 <w:rFonts w:ascii="Times New Roman" w:hAnsi="Times New Roman" w:cs="Times New Roman"/>
               </w:rPr>
             </w:pPr>
+            <w:proofErr w:type="gramStart"/>
             <w:r>
               <w:rPr>
                 <w:rFonts w:ascii="Times New Roman" w:hAnsi="Times New Roman" w:cs="Times New Roman"/>
               </w:rPr>
               <w:lastRenderedPageBreak/>
-              <w:t>update()</w:t>
+              <w:t>update(</w:t>
+            </w:r>
+            <w:proofErr w:type="gramEnd"/>
+            <w:r>
+              <w:rPr>
+                <w:rFonts w:ascii="Times New Roman" w:hAnsi="Times New Roman" w:cs="Times New Roman"/>
+              </w:rPr>
+              <w:t>)</w:t>
             </w:r>
           </w:p>
         </w:tc>
@@ -3887,6 +4396,7 @@
               </w:rPr>
             </w:pPr>
             <w:proofErr w:type="spellStart"/>
+            <w:proofErr w:type="gramStart"/>
             <w:r>
               <w:rPr>
                 <w:rFonts w:ascii="Times New Roman" w:hAnsi="Times New Roman" w:cs="Times New Roman"/>
@@ -3898,7 +4408,14 @@
               <w:rPr>
                 <w:rFonts w:ascii="Times New Roman" w:hAnsi="Times New Roman" w:cs="Times New Roman"/>
               </w:rPr>
-              <w:t>()</w:t>
+              <w:t>(</w:t>
+            </w:r>
+            <w:proofErr w:type="gramEnd"/>
+            <w:r>
+              <w:rPr>
+                <w:rFonts w:ascii="Times New Roman" w:hAnsi="Times New Roman" w:cs="Times New Roman"/>
+              </w:rPr>
+              <w:t>)</w:t>
             </w:r>
           </w:p>
         </w:tc>
@@ -3993,6 +4510,7 @@
               </w:rPr>
             </w:pPr>
             <w:proofErr w:type="spellStart"/>
+            <w:proofErr w:type="gramStart"/>
             <w:r>
               <w:rPr>
                 <w:rFonts w:ascii="Times New Roman" w:hAnsi="Times New Roman" w:cs="Times New Roman"/>
@@ -4004,7 +4522,14 @@
               <w:rPr>
                 <w:rFonts w:ascii="Times New Roman" w:hAnsi="Times New Roman" w:cs="Times New Roman"/>
               </w:rPr>
-              <w:t>()</w:t>
+              <w:t>(</w:t>
+            </w:r>
+            <w:proofErr w:type="gramEnd"/>
+            <w:r>
+              <w:rPr>
+                <w:rFonts w:ascii="Times New Roman" w:hAnsi="Times New Roman" w:cs="Times New Roman"/>
+              </w:rPr>
+              <w:t>)</w:t>
             </w:r>
           </w:p>
         </w:tc>
@@ -4024,7 +4549,21 @@
               <w:rPr>
                 <w:rFonts w:ascii="Times New Roman" w:hAnsi="Times New Roman" w:cs="Times New Roman"/>
               </w:rPr>
-              <w:t xml:space="preserve">Randomly places </w:t>
+              <w:t xml:space="preserve">Randomly </w:t>
+            </w:r>
+            <w:proofErr w:type="gramStart"/>
+            <w:r>
+              <w:rPr>
+                <w:rFonts w:ascii="Times New Roman" w:hAnsi="Times New Roman" w:cs="Times New Roman"/>
+              </w:rPr>
+              <w:t>places</w:t>
+            </w:r>
+            <w:proofErr w:type="gramEnd"/>
+            <w:r>
+              <w:rPr>
+                <w:rFonts w:ascii="Times New Roman" w:hAnsi="Times New Roman" w:cs="Times New Roman"/>
+              </w:rPr>
+              <w:t xml:space="preserve"> </w:t>
             </w:r>
             <w:proofErr w:type="spellStart"/>
             <w:r>
@@ -4057,6 +4596,7 @@
               </w:rPr>
             </w:pPr>
             <w:proofErr w:type="spellStart"/>
+            <w:proofErr w:type="gramStart"/>
             <w:r>
               <w:rPr>
                 <w:rFonts w:ascii="Times New Roman" w:hAnsi="Times New Roman" w:cs="Times New Roman"/>
@@ -4068,7 +4608,14 @@
               <w:rPr>
                 <w:rFonts w:ascii="Times New Roman" w:hAnsi="Times New Roman" w:cs="Times New Roman"/>
               </w:rPr>
-              <w:t>()</w:t>
+              <w:t>(</w:t>
+            </w:r>
+            <w:proofErr w:type="gramEnd"/>
+            <w:r>
+              <w:rPr>
+                <w:rFonts w:ascii="Times New Roman" w:hAnsi="Times New Roman" w:cs="Times New Roman"/>
+              </w:rPr>
+              <w:t>)</w:t>
             </w:r>
           </w:p>
         </w:tc>
@@ -4121,6 +4668,7 @@
               </w:rPr>
             </w:pPr>
             <w:proofErr w:type="spellStart"/>
+            <w:proofErr w:type="gramStart"/>
             <w:r>
               <w:rPr>
                 <w:rFonts w:ascii="Times New Roman" w:hAnsi="Times New Roman" w:cs="Times New Roman"/>
@@ -4132,9 +4680,17 @@
               <w:rPr>
                 <w:rFonts w:ascii="Times New Roman" w:hAnsi="Times New Roman" w:cs="Times New Roman"/>
               </w:rPr>
-              <w:t xml:space="preserve">() / </w:t>
+              <w:t>(</w:t>
+            </w:r>
+            <w:proofErr w:type="gramEnd"/>
+            <w:r>
+              <w:rPr>
+                <w:rFonts w:ascii="Times New Roman" w:hAnsi="Times New Roman" w:cs="Times New Roman"/>
+              </w:rPr>
+              <w:t xml:space="preserve">) / </w:t>
             </w:r>
             <w:proofErr w:type="spellStart"/>
+            <w:proofErr w:type="gramStart"/>
             <w:r>
               <w:rPr>
                 <w:rFonts w:ascii="Times New Roman" w:hAnsi="Times New Roman" w:cs="Times New Roman"/>
@@ -4146,7 +4702,14 @@
               <w:rPr>
                 <w:rFonts w:ascii="Times New Roman" w:hAnsi="Times New Roman" w:cs="Times New Roman"/>
               </w:rPr>
-              <w:t>()</w:t>
+              <w:t>(</w:t>
+            </w:r>
+            <w:proofErr w:type="gramEnd"/>
+            <w:r>
+              <w:rPr>
+                <w:rFonts w:ascii="Times New Roman" w:hAnsi="Times New Roman" w:cs="Times New Roman"/>
+              </w:rPr>
+              <w:t>)</w:t>
             </w:r>
           </w:p>
         </w:tc>
@@ -4166,7 +4729,21 @@
               <w:rPr>
                 <w:rFonts w:ascii="Times New Roman" w:hAnsi="Times New Roman" w:cs="Times New Roman"/>
               </w:rPr>
-              <w:t xml:space="preserve">Places obstacles with random positions and </w:t>
+              <w:t xml:space="preserve">Places </w:t>
+            </w:r>
+            <w:proofErr w:type="gramStart"/>
+            <w:r>
+              <w:rPr>
+                <w:rFonts w:ascii="Times New Roman" w:hAnsi="Times New Roman" w:cs="Times New Roman"/>
+              </w:rPr>
+              <w:t>obstacles</w:t>
+            </w:r>
+            <w:proofErr w:type="gramEnd"/>
+            <w:r>
+              <w:rPr>
+                <w:rFonts w:ascii="Times New Roman" w:hAnsi="Times New Roman" w:cs="Times New Roman"/>
+              </w:rPr>
+              <w:t xml:space="preserve"> with random positions and </w:t>
             </w:r>
             <w:proofErr w:type="spellStart"/>
             <w:r>
@@ -4199,6 +4776,7 @@
               </w:rPr>
             </w:pPr>
             <w:proofErr w:type="spellStart"/>
+            <w:proofErr w:type="gramStart"/>
             <w:r>
               <w:rPr>
                 <w:rFonts w:ascii="Times New Roman" w:hAnsi="Times New Roman" w:cs="Times New Roman"/>
@@ -4210,7 +4788,14 @@
               <w:rPr>
                 <w:rFonts w:ascii="Times New Roman" w:hAnsi="Times New Roman" w:cs="Times New Roman"/>
               </w:rPr>
-              <w:t>()</w:t>
+              <w:t>(</w:t>
+            </w:r>
+            <w:proofErr w:type="gramEnd"/>
+            <w:r>
+              <w:rPr>
+                <w:rFonts w:ascii="Times New Roman" w:hAnsi="Times New Roman" w:cs="Times New Roman"/>
+              </w:rPr>
+              <w:t>)</w:t>
             </w:r>
           </w:p>
         </w:tc>
@@ -4226,11 +4811,19 @@
                 <w:rFonts w:ascii="Times New Roman" w:hAnsi="Times New Roman" w:cs="Times New Roman"/>
               </w:rPr>
             </w:pPr>
-            <w:r>
-              <w:rPr>
-                <w:rFonts w:ascii="Times New Roman" w:hAnsi="Times New Roman" w:cs="Times New Roman"/>
-              </w:rPr>
-              <w:t>Respawns obstacles in new random positions with randomized movement settings when they drift offscreen.</w:t>
+            <w:proofErr w:type="gramStart"/>
+            <w:r>
+              <w:rPr>
+                <w:rFonts w:ascii="Times New Roman" w:hAnsi="Times New Roman" w:cs="Times New Roman"/>
+              </w:rPr>
+              <w:t>Respawns</w:t>
+            </w:r>
+            <w:proofErr w:type="gramEnd"/>
+            <w:r>
+              <w:rPr>
+                <w:rFonts w:ascii="Times New Roman" w:hAnsi="Times New Roman" w:cs="Times New Roman"/>
+              </w:rPr>
+              <w:t xml:space="preserve"> obstacles in new random positions with randomized movement settings when they drift offscreen.</w:t>
             </w:r>
           </w:p>
         </w:tc>
@@ -4249,6 +4842,7 @@
               </w:rPr>
             </w:pPr>
             <w:proofErr w:type="spellStart"/>
+            <w:proofErr w:type="gramStart"/>
             <w:r>
               <w:rPr>
                 <w:rFonts w:ascii="Times New Roman" w:hAnsi="Times New Roman" w:cs="Times New Roman"/>
@@ -4260,7 +4854,14 @@
               <w:rPr>
                 <w:rFonts w:ascii="Times New Roman" w:hAnsi="Times New Roman" w:cs="Times New Roman"/>
               </w:rPr>
-              <w:t>()</w:t>
+              <w:t>(</w:t>
+            </w:r>
+            <w:proofErr w:type="gramEnd"/>
+            <w:r>
+              <w:rPr>
+                <w:rFonts w:ascii="Times New Roman" w:hAnsi="Times New Roman" w:cs="Times New Roman"/>
+              </w:rPr>
+              <w:t>)</w:t>
             </w:r>
           </w:p>
         </w:tc>
@@ -4299,6 +4900,7 @@
               </w:rPr>
             </w:pPr>
             <w:proofErr w:type="spellStart"/>
+            <w:proofErr w:type="gramStart"/>
             <w:r>
               <w:rPr>
                 <w:rFonts w:ascii="Times New Roman" w:hAnsi="Times New Roman" w:cs="Times New Roman"/>
@@ -4310,9 +4912,17 @@
               <w:rPr>
                 <w:rFonts w:ascii="Times New Roman" w:hAnsi="Times New Roman" w:cs="Times New Roman"/>
               </w:rPr>
-              <w:t xml:space="preserve">() / </w:t>
+              <w:t>(</w:t>
+            </w:r>
+            <w:proofErr w:type="gramEnd"/>
+            <w:r>
+              <w:rPr>
+                <w:rFonts w:ascii="Times New Roman" w:hAnsi="Times New Roman" w:cs="Times New Roman"/>
+              </w:rPr>
+              <w:t xml:space="preserve">) / </w:t>
             </w:r>
             <w:proofErr w:type="spellStart"/>
+            <w:proofErr w:type="gramStart"/>
             <w:r>
               <w:rPr>
                 <w:rFonts w:ascii="Times New Roman" w:hAnsi="Times New Roman" w:cs="Times New Roman"/>
@@ -4324,7 +4934,14 @@
               <w:rPr>
                 <w:rFonts w:ascii="Times New Roman" w:hAnsi="Times New Roman" w:cs="Times New Roman"/>
               </w:rPr>
-              <w:t>()</w:t>
+              <w:t>(</w:t>
+            </w:r>
+            <w:proofErr w:type="gramEnd"/>
+            <w:r>
+              <w:rPr>
+                <w:rFonts w:ascii="Times New Roman" w:hAnsi="Times New Roman" w:cs="Times New Roman"/>
+              </w:rPr>
+              <w:t>)</w:t>
             </w:r>
           </w:p>
         </w:tc>
@@ -4363,6 +4980,7 @@
               </w:rPr>
             </w:pPr>
             <w:proofErr w:type="spellStart"/>
+            <w:proofErr w:type="gramStart"/>
             <w:r>
               <w:rPr>
                 <w:rFonts w:ascii="Times New Roman" w:hAnsi="Times New Roman" w:cs="Times New Roman"/>
@@ -4374,7 +4992,14 @@
               <w:rPr>
                 <w:rFonts w:ascii="Times New Roman" w:hAnsi="Times New Roman" w:cs="Times New Roman"/>
               </w:rPr>
-              <w:t>()</w:t>
+              <w:t>(</w:t>
+            </w:r>
+            <w:proofErr w:type="gramEnd"/>
+            <w:r>
+              <w:rPr>
+                <w:rFonts w:ascii="Times New Roman" w:hAnsi="Times New Roman" w:cs="Times New Roman"/>
+              </w:rPr>
+              <w:t>)</w:t>
             </w:r>
           </w:p>
         </w:tc>
@@ -4413,6 +5038,7 @@
               </w:rPr>
             </w:pPr>
             <w:proofErr w:type="spellStart"/>
+            <w:proofErr w:type="gramStart"/>
             <w:r>
               <w:rPr>
                 <w:rFonts w:ascii="Times New Roman" w:hAnsi="Times New Roman" w:cs="Times New Roman"/>
@@ -4424,7 +5050,14 @@
               <w:rPr>
                 <w:rFonts w:ascii="Times New Roman" w:hAnsi="Times New Roman" w:cs="Times New Roman"/>
               </w:rPr>
-              <w:t>()</w:t>
+              <w:t>(</w:t>
+            </w:r>
+            <w:proofErr w:type="gramEnd"/>
+            <w:r>
+              <w:rPr>
+                <w:rFonts w:ascii="Times New Roman" w:hAnsi="Times New Roman" w:cs="Times New Roman"/>
+              </w:rPr>
+              <w:t>)</w:t>
             </w:r>
           </w:p>
         </w:tc>
@@ -4463,6 +5096,7 @@
               </w:rPr>
             </w:pPr>
             <w:proofErr w:type="spellStart"/>
+            <w:proofErr w:type="gramStart"/>
             <w:r>
               <w:rPr>
                 <w:rFonts w:ascii="Times New Roman" w:hAnsi="Times New Roman" w:cs="Times New Roman"/>
@@ -4474,7 +5108,14 @@
               <w:rPr>
                 <w:rFonts w:ascii="Times New Roman" w:hAnsi="Times New Roman" w:cs="Times New Roman"/>
               </w:rPr>
-              <w:t>()</w:t>
+              <w:t>(</w:t>
+            </w:r>
+            <w:proofErr w:type="gramEnd"/>
+            <w:r>
+              <w:rPr>
+                <w:rFonts w:ascii="Times New Roman" w:hAnsi="Times New Roman" w:cs="Times New Roman"/>
+              </w:rPr>
+              <w:t>)</w:t>
             </w:r>
           </w:p>
         </w:tc>
@@ -4513,6 +5154,7 @@
               </w:rPr>
             </w:pPr>
             <w:proofErr w:type="spellStart"/>
+            <w:proofErr w:type="gramStart"/>
             <w:r>
               <w:rPr>
                 <w:rFonts w:ascii="Times New Roman" w:hAnsi="Times New Roman" w:cs="Times New Roman"/>
@@ -4524,7 +5166,14 @@
               <w:rPr>
                 <w:rFonts w:ascii="Times New Roman" w:hAnsi="Times New Roman" w:cs="Times New Roman"/>
               </w:rPr>
-              <w:t>()</w:t>
+              <w:t>(</w:t>
+            </w:r>
+            <w:proofErr w:type="gramEnd"/>
+            <w:r>
+              <w:rPr>
+                <w:rFonts w:ascii="Times New Roman" w:hAnsi="Times New Roman" w:cs="Times New Roman"/>
+              </w:rPr>
+              <w:t>)</w:t>
             </w:r>
           </w:p>
         </w:tc>
@@ -4563,6 +5212,7 @@
               </w:rPr>
             </w:pPr>
             <w:proofErr w:type="spellStart"/>
+            <w:proofErr w:type="gramStart"/>
             <w:r>
               <w:rPr>
                 <w:rFonts w:ascii="Times New Roman" w:hAnsi="Times New Roman" w:cs="Times New Roman"/>
@@ -4574,7 +5224,14 @@
               <w:rPr>
                 <w:rFonts w:ascii="Times New Roman" w:hAnsi="Times New Roman" w:cs="Times New Roman"/>
               </w:rPr>
-              <w:t>()</w:t>
+              <w:t>(</w:t>
+            </w:r>
+            <w:proofErr w:type="gramEnd"/>
+            <w:r>
+              <w:rPr>
+                <w:rFonts w:ascii="Times New Roman" w:hAnsi="Times New Roman" w:cs="Times New Roman"/>
+              </w:rPr>
+              <w:t>)</w:t>
             </w:r>
           </w:p>
         </w:tc>
@@ -4613,6 +5270,7 @@
               </w:rPr>
             </w:pPr>
             <w:proofErr w:type="spellStart"/>
+            <w:proofErr w:type="gramStart"/>
             <w:r>
               <w:rPr>
                 <w:rFonts w:ascii="Times New Roman" w:hAnsi="Times New Roman" w:cs="Times New Roman"/>
@@ -4624,7 +5282,14 @@
               <w:rPr>
                 <w:rFonts w:ascii="Times New Roman" w:hAnsi="Times New Roman" w:cs="Times New Roman"/>
               </w:rPr>
-              <w:t>()</w:t>
+              <w:t>(</w:t>
+            </w:r>
+            <w:proofErr w:type="gramEnd"/>
+            <w:r>
+              <w:rPr>
+                <w:rFonts w:ascii="Times New Roman" w:hAnsi="Times New Roman" w:cs="Times New Roman"/>
+              </w:rPr>
+              <w:t>)</w:t>
             </w:r>
           </w:p>
         </w:tc>
@@ -4663,6 +5328,7 @@
               </w:rPr>
             </w:pPr>
             <w:proofErr w:type="spellStart"/>
+            <w:proofErr w:type="gramStart"/>
             <w:r>
               <w:rPr>
                 <w:rFonts w:ascii="Times New Roman" w:hAnsi="Times New Roman" w:cs="Times New Roman"/>
@@ -4675,7 +5341,14 @@
               <w:rPr>
                 <w:rFonts w:ascii="Times New Roman" w:hAnsi="Times New Roman" w:cs="Times New Roman"/>
               </w:rPr>
-              <w:t>()</w:t>
+              <w:t>(</w:t>
+            </w:r>
+            <w:proofErr w:type="gramEnd"/>
+            <w:r>
+              <w:rPr>
+                <w:rFonts w:ascii="Times New Roman" w:hAnsi="Times New Roman" w:cs="Times New Roman"/>
+              </w:rPr>
+              <w:t>)</w:t>
             </w:r>
           </w:p>
         </w:tc>
@@ -4714,6 +5387,7 @@
               </w:rPr>
             </w:pPr>
             <w:proofErr w:type="spellStart"/>
+            <w:proofErr w:type="gramStart"/>
             <w:r>
               <w:rPr>
                 <w:rFonts w:ascii="Times New Roman" w:hAnsi="Times New Roman" w:cs="Times New Roman"/>
@@ -4725,7 +5399,14 @@
               <w:rPr>
                 <w:rFonts w:ascii="Times New Roman" w:hAnsi="Times New Roman" w:cs="Times New Roman"/>
               </w:rPr>
-              <w:t>()</w:t>
+              <w:t>(</w:t>
+            </w:r>
+            <w:proofErr w:type="gramEnd"/>
+            <w:r>
+              <w:rPr>
+                <w:rFonts w:ascii="Times New Roman" w:hAnsi="Times New Roman" w:cs="Times New Roman"/>
+              </w:rPr>
+              <w:t>)</w:t>
             </w:r>
           </w:p>
         </w:tc>
@@ -4764,6 +5445,7 @@
               </w:rPr>
             </w:pPr>
             <w:proofErr w:type="spellStart"/>
+            <w:proofErr w:type="gramStart"/>
             <w:r>
               <w:rPr>
                 <w:rFonts w:ascii="Times New Roman" w:hAnsi="Times New Roman" w:cs="Times New Roman"/>
@@ -4775,7 +5457,14 @@
               <w:rPr>
                 <w:rFonts w:ascii="Times New Roman" w:hAnsi="Times New Roman" w:cs="Times New Roman"/>
               </w:rPr>
-              <w:t>()</w:t>
+              <w:t>(</w:t>
+            </w:r>
+            <w:proofErr w:type="gramEnd"/>
+            <w:r>
+              <w:rPr>
+                <w:rFonts w:ascii="Times New Roman" w:hAnsi="Times New Roman" w:cs="Times New Roman"/>
+              </w:rPr>
+              <w:t>)</w:t>
             </w:r>
           </w:p>
         </w:tc>
@@ -4814,6 +5503,7 @@
               </w:rPr>
             </w:pPr>
             <w:proofErr w:type="spellStart"/>
+            <w:proofErr w:type="gramStart"/>
             <w:r>
               <w:rPr>
                 <w:rFonts w:ascii="Times New Roman" w:hAnsi="Times New Roman" w:cs="Times New Roman"/>
@@ -4825,7 +5515,14 @@
               <w:rPr>
                 <w:rFonts w:ascii="Times New Roman" w:hAnsi="Times New Roman" w:cs="Times New Roman"/>
               </w:rPr>
-              <w:t>()</w:t>
+              <w:t>(</w:t>
+            </w:r>
+            <w:proofErr w:type="gramEnd"/>
+            <w:r>
+              <w:rPr>
+                <w:rFonts w:ascii="Times New Roman" w:hAnsi="Times New Roman" w:cs="Times New Roman"/>
+              </w:rPr>
+              <w:t>)</w:t>
             </w:r>
           </w:p>
         </w:tc>
@@ -4841,11 +5538,19 @@
                 <w:rFonts w:ascii="Times New Roman" w:hAnsi="Times New Roman" w:cs="Times New Roman"/>
               </w:rPr>
             </w:pPr>
-            <w:r>
-              <w:rPr>
-                <w:rFonts w:ascii="Times New Roman" w:hAnsi="Times New Roman" w:cs="Times New Roman"/>
-              </w:rPr>
-              <w:t xml:space="preserve">Draws the </w:t>
+            <w:proofErr w:type="gramStart"/>
+            <w:r>
+              <w:rPr>
+                <w:rFonts w:ascii="Times New Roman" w:hAnsi="Times New Roman" w:cs="Times New Roman"/>
+              </w:rPr>
+              <w:t>Draws</w:t>
+            </w:r>
+            <w:proofErr w:type="gramEnd"/>
+            <w:r>
+              <w:rPr>
+                <w:rFonts w:ascii="Times New Roman" w:hAnsi="Times New Roman" w:cs="Times New Roman"/>
+              </w:rPr>
+              <w:t xml:space="preserve"> the </w:t>
             </w:r>
             <w:proofErr w:type="spellStart"/>
             <w:r>
@@ -4878,6 +5583,7 @@
               </w:rPr>
             </w:pPr>
             <w:proofErr w:type="spellStart"/>
+            <w:proofErr w:type="gramStart"/>
             <w:r>
               <w:rPr>
                 <w:rFonts w:ascii="Times New Roman" w:hAnsi="Times New Roman" w:cs="Times New Roman"/>
@@ -4889,9 +5595,17 @@
               <w:rPr>
                 <w:rFonts w:ascii="Times New Roman" w:hAnsi="Times New Roman" w:cs="Times New Roman"/>
               </w:rPr>
-              <w:t xml:space="preserve">() / </w:t>
+              <w:t>(</w:t>
+            </w:r>
+            <w:proofErr w:type="gramEnd"/>
+            <w:r>
+              <w:rPr>
+                <w:rFonts w:ascii="Times New Roman" w:hAnsi="Times New Roman" w:cs="Times New Roman"/>
+              </w:rPr>
+              <w:t xml:space="preserve">) / </w:t>
             </w:r>
             <w:proofErr w:type="spellStart"/>
+            <w:proofErr w:type="gramStart"/>
             <w:r>
               <w:rPr>
                 <w:rFonts w:ascii="Times New Roman" w:hAnsi="Times New Roman" w:cs="Times New Roman"/>
@@ -4903,7 +5617,14 @@
               <w:rPr>
                 <w:rFonts w:ascii="Times New Roman" w:hAnsi="Times New Roman" w:cs="Times New Roman"/>
               </w:rPr>
-              <w:t>()</w:t>
+              <w:t>(</w:t>
+            </w:r>
+            <w:proofErr w:type="gramEnd"/>
+            <w:r>
+              <w:rPr>
+                <w:rFonts w:ascii="Times New Roman" w:hAnsi="Times New Roman" w:cs="Times New Roman"/>
+              </w:rPr>
+              <w:t>)</w:t>
             </w:r>
           </w:p>
         </w:tc>
@@ -4942,6 +5663,7 @@
               </w:rPr>
             </w:pPr>
             <w:proofErr w:type="spellStart"/>
+            <w:proofErr w:type="gramStart"/>
             <w:r>
               <w:rPr>
                 <w:rFonts w:ascii="Times New Roman" w:hAnsi="Times New Roman" w:cs="Times New Roman"/>
@@ -4953,7 +5675,14 @@
               <w:rPr>
                 <w:rFonts w:ascii="Times New Roman" w:hAnsi="Times New Roman" w:cs="Times New Roman"/>
               </w:rPr>
-              <w:t>()</w:t>
+              <w:t>(</w:t>
+            </w:r>
+            <w:proofErr w:type="gramEnd"/>
+            <w:r>
+              <w:rPr>
+                <w:rFonts w:ascii="Times New Roman" w:hAnsi="Times New Roman" w:cs="Times New Roman"/>
+              </w:rPr>
+              <w:t>)</w:t>
             </w:r>
           </w:p>
         </w:tc>
@@ -4992,6 +5721,7 @@
               </w:rPr>
             </w:pPr>
             <w:proofErr w:type="spellStart"/>
+            <w:proofErr w:type="gramStart"/>
             <w:r>
               <w:rPr>
                 <w:rFonts w:ascii="Times New Roman" w:hAnsi="Times New Roman" w:cs="Times New Roman"/>
@@ -5003,7 +5733,14 @@
               <w:rPr>
                 <w:rFonts w:ascii="Times New Roman" w:hAnsi="Times New Roman" w:cs="Times New Roman"/>
               </w:rPr>
-              <w:t>()</w:t>
+              <w:t>(</w:t>
+            </w:r>
+            <w:proofErr w:type="gramEnd"/>
+            <w:r>
+              <w:rPr>
+                <w:rFonts w:ascii="Times New Roman" w:hAnsi="Times New Roman" w:cs="Times New Roman"/>
+              </w:rPr>
+              <w:t>)</w:t>
             </w:r>
           </w:p>
         </w:tc>
@@ -5042,6 +5779,7 @@
               </w:rPr>
             </w:pPr>
             <w:proofErr w:type="spellStart"/>
+            <w:proofErr w:type="gramStart"/>
             <w:r>
               <w:rPr>
                 <w:rFonts w:ascii="Times New Roman" w:hAnsi="Times New Roman" w:cs="Times New Roman"/>
@@ -5053,9 +5791,17 @@
               <w:rPr>
                 <w:rFonts w:ascii="Times New Roman" w:hAnsi="Times New Roman" w:cs="Times New Roman"/>
               </w:rPr>
-              <w:t xml:space="preserve">() / </w:t>
+              <w:t>(</w:t>
+            </w:r>
+            <w:proofErr w:type="gramEnd"/>
+            <w:r>
+              <w:rPr>
+                <w:rFonts w:ascii="Times New Roman" w:hAnsi="Times New Roman" w:cs="Times New Roman"/>
+              </w:rPr>
+              <w:t xml:space="preserve">) / </w:t>
             </w:r>
             <w:proofErr w:type="spellStart"/>
+            <w:proofErr w:type="gramStart"/>
             <w:r>
               <w:rPr>
                 <w:rFonts w:ascii="Times New Roman" w:hAnsi="Times New Roman" w:cs="Times New Roman"/>
@@ -5067,7 +5813,14 @@
               <w:rPr>
                 <w:rFonts w:ascii="Times New Roman" w:hAnsi="Times New Roman" w:cs="Times New Roman"/>
               </w:rPr>
-              <w:t>()</w:t>
+              <w:t>(</w:t>
+            </w:r>
+            <w:proofErr w:type="gramEnd"/>
+            <w:r>
+              <w:rPr>
+                <w:rFonts w:ascii="Times New Roman" w:hAnsi="Times New Roman" w:cs="Times New Roman"/>
+              </w:rPr>
+              <w:t>)</w:t>
             </w:r>
           </w:p>
         </w:tc>
@@ -5106,6 +5859,7 @@
               </w:rPr>
             </w:pPr>
             <w:proofErr w:type="spellStart"/>
+            <w:proofErr w:type="gramStart"/>
             <w:r>
               <w:rPr>
                 <w:rFonts w:ascii="Times New Roman" w:hAnsi="Times New Roman" w:cs="Times New Roman"/>
@@ -5117,9 +5871,17 @@
               <w:rPr>
                 <w:rFonts w:ascii="Times New Roman" w:hAnsi="Times New Roman" w:cs="Times New Roman"/>
               </w:rPr>
-              <w:t xml:space="preserve">() / </w:t>
+              <w:t>(</w:t>
+            </w:r>
+            <w:proofErr w:type="gramEnd"/>
+            <w:r>
+              <w:rPr>
+                <w:rFonts w:ascii="Times New Roman" w:hAnsi="Times New Roman" w:cs="Times New Roman"/>
+              </w:rPr>
+              <w:t xml:space="preserve">) / </w:t>
             </w:r>
             <w:proofErr w:type="spellStart"/>
+            <w:proofErr w:type="gramStart"/>
             <w:r>
               <w:rPr>
                 <w:rFonts w:ascii="Times New Roman" w:hAnsi="Times New Roman" w:cs="Times New Roman"/>
@@ -5131,7 +5893,14 @@
               <w:rPr>
                 <w:rFonts w:ascii="Times New Roman" w:hAnsi="Times New Roman" w:cs="Times New Roman"/>
               </w:rPr>
-              <w:t>()</w:t>
+              <w:t>(</w:t>
+            </w:r>
+            <w:proofErr w:type="gramEnd"/>
+            <w:r>
+              <w:rPr>
+                <w:rFonts w:ascii="Times New Roman" w:hAnsi="Times New Roman" w:cs="Times New Roman"/>
+              </w:rPr>
+              <w:t>)</w:t>
             </w:r>
           </w:p>
         </w:tc>
@@ -5170,6 +5939,7 @@
               </w:rPr>
             </w:pPr>
             <w:proofErr w:type="spellStart"/>
+            <w:proofErr w:type="gramStart"/>
             <w:r>
               <w:rPr>
                 <w:rFonts w:ascii="Times New Roman" w:hAnsi="Times New Roman" w:cs="Times New Roman"/>
@@ -5181,7 +5951,14 @@
               <w:rPr>
                 <w:rFonts w:ascii="Times New Roman" w:hAnsi="Times New Roman" w:cs="Times New Roman"/>
               </w:rPr>
-              <w:t>()</w:t>
+              <w:t>(</w:t>
+            </w:r>
+            <w:proofErr w:type="gramEnd"/>
+            <w:r>
+              <w:rPr>
+                <w:rFonts w:ascii="Times New Roman" w:hAnsi="Times New Roman" w:cs="Times New Roman"/>
+              </w:rPr>
+              <w:t>)</w:t>
             </w:r>
           </w:p>
         </w:tc>
@@ -5220,6 +5997,7 @@
               </w:rPr>
             </w:pPr>
             <w:proofErr w:type="spellStart"/>
+            <w:proofErr w:type="gramStart"/>
             <w:r>
               <w:rPr>
                 <w:rFonts w:ascii="Times New Roman" w:hAnsi="Times New Roman" w:cs="Times New Roman"/>
@@ -5231,7 +6009,14 @@
               <w:rPr>
                 <w:rFonts w:ascii="Times New Roman" w:hAnsi="Times New Roman" w:cs="Times New Roman"/>
               </w:rPr>
-              <w:t>()</w:t>
+              <w:t>(</w:t>
+            </w:r>
+            <w:proofErr w:type="gramEnd"/>
+            <w:r>
+              <w:rPr>
+                <w:rFonts w:ascii="Times New Roman" w:hAnsi="Times New Roman" w:cs="Times New Roman"/>
+              </w:rPr>
+              <w:t>)</w:t>
             </w:r>
           </w:p>
         </w:tc>
@@ -5270,6 +6055,7 @@
               </w:rPr>
             </w:pPr>
             <w:proofErr w:type="spellStart"/>
+            <w:proofErr w:type="gramStart"/>
             <w:r>
               <w:rPr>
                 <w:rFonts w:ascii="Times New Roman" w:hAnsi="Times New Roman" w:cs="Times New Roman"/>
@@ -5281,7 +6067,14 @@
               <w:rPr>
                 <w:rFonts w:ascii="Times New Roman" w:hAnsi="Times New Roman" w:cs="Times New Roman"/>
               </w:rPr>
-              <w:t>()</w:t>
+              <w:t>(</w:t>
+            </w:r>
+            <w:proofErr w:type="gramEnd"/>
+            <w:r>
+              <w:rPr>
+                <w:rFonts w:ascii="Times New Roman" w:hAnsi="Times New Roman" w:cs="Times New Roman"/>
+              </w:rPr>
+              <w:t>)</w:t>
             </w:r>
           </w:p>
         </w:tc>
@@ -5320,6 +6113,7 @@
               </w:rPr>
             </w:pPr>
             <w:proofErr w:type="spellStart"/>
+            <w:proofErr w:type="gramStart"/>
             <w:r>
               <w:rPr>
                 <w:rFonts w:ascii="Times New Roman" w:hAnsi="Times New Roman" w:cs="Times New Roman"/>
@@ -5331,7 +6125,14 @@
               <w:rPr>
                 <w:rFonts w:ascii="Times New Roman" w:hAnsi="Times New Roman" w:cs="Times New Roman"/>
               </w:rPr>
-              <w:t>()</w:t>
+              <w:t>(</w:t>
+            </w:r>
+            <w:proofErr w:type="gramEnd"/>
+            <w:r>
+              <w:rPr>
+                <w:rFonts w:ascii="Times New Roman" w:hAnsi="Times New Roman" w:cs="Times New Roman"/>
+              </w:rPr>
+              <w:t>)</w:t>
             </w:r>
           </w:p>
         </w:tc>
@@ -5370,6 +6171,7 @@
               </w:rPr>
             </w:pPr>
             <w:proofErr w:type="spellStart"/>
+            <w:proofErr w:type="gramStart"/>
             <w:r>
               <w:rPr>
                 <w:rFonts w:ascii="Times New Roman" w:hAnsi="Times New Roman" w:cs="Times New Roman"/>
@@ -5381,7 +6183,14 @@
               <w:rPr>
                 <w:rFonts w:ascii="Times New Roman" w:hAnsi="Times New Roman" w:cs="Times New Roman"/>
               </w:rPr>
-              <w:t>()</w:t>
+              <w:t>(</w:t>
+            </w:r>
+            <w:proofErr w:type="gramEnd"/>
+            <w:r>
+              <w:rPr>
+                <w:rFonts w:ascii="Times New Roman" w:hAnsi="Times New Roman" w:cs="Times New Roman"/>
+              </w:rPr>
+              <w:t>)</w:t>
             </w:r>
           </w:p>
         </w:tc>
@@ -5420,6 +6229,7 @@
               </w:rPr>
             </w:pPr>
             <w:proofErr w:type="spellStart"/>
+            <w:proofErr w:type="gramStart"/>
             <w:r>
               <w:rPr>
                 <w:rFonts w:ascii="Times New Roman" w:hAnsi="Times New Roman" w:cs="Times New Roman"/>
@@ -5431,7 +6241,14 @@
               <w:rPr>
                 <w:rFonts w:ascii="Times New Roman" w:hAnsi="Times New Roman" w:cs="Times New Roman"/>
               </w:rPr>
-              <w:t>()</w:t>
+              <w:t>(</w:t>
+            </w:r>
+            <w:proofErr w:type="gramEnd"/>
+            <w:r>
+              <w:rPr>
+                <w:rFonts w:ascii="Times New Roman" w:hAnsi="Times New Roman" w:cs="Times New Roman"/>
+              </w:rPr>
+              <w:t>)</w:t>
             </w:r>
           </w:p>
         </w:tc>
@@ -5470,6 +6287,7 @@
               </w:rPr>
             </w:pPr>
             <w:proofErr w:type="spellStart"/>
+            <w:proofErr w:type="gramStart"/>
             <w:r>
               <w:rPr>
                 <w:rFonts w:ascii="Times New Roman" w:hAnsi="Times New Roman" w:cs="Times New Roman"/>
@@ -5481,7 +6299,14 @@
               <w:rPr>
                 <w:rFonts w:ascii="Times New Roman" w:hAnsi="Times New Roman" w:cs="Times New Roman"/>
               </w:rPr>
-              <w:t>()</w:t>
+              <w:t>(</w:t>
+            </w:r>
+            <w:proofErr w:type="gramEnd"/>
+            <w:r>
+              <w:rPr>
+                <w:rFonts w:ascii="Times New Roman" w:hAnsi="Times New Roman" w:cs="Times New Roman"/>
+              </w:rPr>
+              <w:t>)</w:t>
             </w:r>
           </w:p>
         </w:tc>
@@ -5520,12 +6345,20 @@
                 <w:rFonts w:ascii="Times New Roman" w:hAnsi="Times New Roman" w:cs="Times New Roman"/>
               </w:rPr>
             </w:pPr>
+            <w:proofErr w:type="gramStart"/>
             <w:r>
               <w:rPr>
                 <w:rFonts w:ascii="Times New Roman" w:hAnsi="Times New Roman" w:cs="Times New Roman"/>
               </w:rPr>
               <w:lastRenderedPageBreak/>
-              <w:t>reshape()</w:t>
+              <w:t>reshape(</w:t>
+            </w:r>
+            <w:proofErr w:type="gramEnd"/>
+            <w:r>
+              <w:rPr>
+                <w:rFonts w:ascii="Times New Roman" w:hAnsi="Times New Roman" w:cs="Times New Roman"/>
+              </w:rPr>
+              <w:t>)</w:t>
             </w:r>
           </w:p>
         </w:tc>
@@ -5558,7 +6391,21 @@
               <w:rPr>
                 <w:rFonts w:ascii="Times New Roman" w:hAnsi="Times New Roman" w:cs="Times New Roman"/>
               </w:rPr>
-              <w:t>. Adjusts the OpenGL viewport to fill the full screen on any monitor size while keeping all game coordinates unchanged.</w:t>
+              <w:t xml:space="preserve">. </w:t>
+            </w:r>
+            <w:proofErr w:type="gramStart"/>
+            <w:r>
+              <w:rPr>
+                <w:rFonts w:ascii="Times New Roman" w:hAnsi="Times New Roman" w:cs="Times New Roman"/>
+              </w:rPr>
+              <w:t>Adjusts</w:t>
+            </w:r>
+            <w:proofErr w:type="gramEnd"/>
+            <w:r>
+              <w:rPr>
+                <w:rFonts w:ascii="Times New Roman" w:hAnsi="Times New Roman" w:cs="Times New Roman"/>
+              </w:rPr>
+              <w:t xml:space="preserve"> the OpenGL viewport to fill the full screen on any monitor size while keeping all game coordinates unchanged.</w:t>
             </w:r>
           </w:p>
         </w:tc>
@@ -5599,7 +6446,21 @@
         <w:rPr>
           <w:rFonts w:ascii="Times New Roman" w:hAnsi="Times New Roman" w:cs="Times New Roman"/>
         </w:rPr>
-        <w:t xml:space="preserve">The primary interactive element of the game is the movement of players. The character that looks like Doraemon is controlled by the arrow keys. Left and right arrow keys control horizontal movement and the up arrow key is used to make the character jump. The global variables </w:t>
+        <w:t xml:space="preserve">The primary interactive element of the game is the movement of players. The character that looks like Doraemon is controlled by the arrow keys. Left and right arrow keys control horizontal movement and the </w:t>
+      </w:r>
+      <w:proofErr w:type="gramStart"/>
+      <w:r>
+        <w:rPr>
+          <w:rFonts w:ascii="Times New Roman" w:hAnsi="Times New Roman" w:cs="Times New Roman"/>
+        </w:rPr>
+        <w:t>up arrow</w:t>
+      </w:r>
+      <w:proofErr w:type="gramEnd"/>
+      <w:r>
+        <w:rPr>
+          <w:rFonts w:ascii="Times New Roman" w:hAnsi="Times New Roman" w:cs="Times New Roman"/>
+        </w:rPr>
+        <w:t xml:space="preserve"> key is used to make the character jump. The global variables </w:t>
       </w:r>
       <w:proofErr w:type="spellStart"/>
       <w:r>
@@ -5725,7 +6586,21 @@
         <w:rPr>
           <w:rFonts w:ascii="Times New Roman" w:hAnsi="Times New Roman" w:cs="Times New Roman"/>
         </w:rPr>
-        <w:t xml:space="preserve">Collectible system provides player with a clear objective for each level. At the beginning of every level, 10 </w:t>
+        <w:t xml:space="preserve">Collectible system provides </w:t>
+      </w:r>
+      <w:proofErr w:type="gramStart"/>
+      <w:r>
+        <w:rPr>
+          <w:rFonts w:ascii="Times New Roman" w:hAnsi="Times New Roman" w:cs="Times New Roman"/>
+        </w:rPr>
+        <w:t>player</w:t>
+      </w:r>
+      <w:proofErr w:type="gramEnd"/>
+      <w:r>
+        <w:rPr>
+          <w:rFonts w:ascii="Times New Roman" w:hAnsi="Times New Roman" w:cs="Times New Roman"/>
+        </w:rPr>
+        <w:t xml:space="preserve"> with a clear objective for each level. At the beginning of every level, 10 </w:t>
       </w:r>
       <w:proofErr w:type="spellStart"/>
       <w:r>
@@ -5809,7 +6684,21 @@
         <w:rPr>
           <w:rFonts w:ascii="Times New Roman" w:hAnsi="Times New Roman" w:cs="Times New Roman"/>
         </w:rPr>
-        <w:t xml:space="preserve"> to all 5 levels. Obstacles are kept in arrays, which store their position, type, movement speed, direction and boundary limits. Random level start and minimum spacing check between obstacles. Obstacles move horizontally, vertically or may be stationary based on the random values given at placement. The </w:t>
+        <w:t xml:space="preserve"> to all 5 levels. Obstacles are kept in arrays, which store their position, type, movement speed, direction and boundary limits. Random level </w:t>
+      </w:r>
+      <w:proofErr w:type="gramStart"/>
+      <w:r>
+        <w:rPr>
+          <w:rFonts w:ascii="Times New Roman" w:hAnsi="Times New Roman" w:cs="Times New Roman"/>
+        </w:rPr>
+        <w:t>start</w:t>
+      </w:r>
+      <w:proofErr w:type="gramEnd"/>
+      <w:r>
+        <w:rPr>
+          <w:rFonts w:ascii="Times New Roman" w:hAnsi="Times New Roman" w:cs="Times New Roman"/>
+        </w:rPr>
+        <w:t xml:space="preserve"> and minimum spacing check between obstacles. Obstacles move horizontally, vertically or may be stationary based on the random values given at placement. The </w:t>
       </w:r>
       <w:proofErr w:type="spellStart"/>
       <w:r>
@@ -5838,7 +6727,21 @@
           <w:rFonts w:ascii="Times New Roman" w:hAnsi="Times New Roman" w:cs="Times New Roman"/>
         </w:rPr>
         <w:lastRenderedPageBreak/>
-        <w:t xml:space="preserve">There are two different collision detection methods, depending on the type of object. A simple radius based distance check is used for collectibles like </w:t>
+        <w:t xml:space="preserve">There are two different collision detection methods, depending on the type of object. A simple </w:t>
+      </w:r>
+      <w:proofErr w:type="gramStart"/>
+      <w:r>
+        <w:rPr>
+          <w:rFonts w:ascii="Times New Roman" w:hAnsi="Times New Roman" w:cs="Times New Roman"/>
+        </w:rPr>
+        <w:t>radius based</w:t>
+      </w:r>
+      <w:proofErr w:type="gramEnd"/>
+      <w:r>
+        <w:rPr>
+          <w:rFonts w:ascii="Times New Roman" w:hAnsi="Times New Roman" w:cs="Times New Roman"/>
+        </w:rPr>
+        <w:t xml:space="preserve"> distance check is used for collectibles like </w:t>
       </w:r>
       <w:proofErr w:type="spellStart"/>
       <w:r>
@@ -5852,7 +6755,21 @@
         <w:rPr>
           <w:rFonts w:ascii="Times New Roman" w:hAnsi="Times New Roman" w:cs="Times New Roman"/>
         </w:rPr>
-        <w:t xml:space="preserve"> and hearts since these items are friendly and should feel easy to collect and natural. A center based axis-aligned bounding box function </w:t>
+        <w:t xml:space="preserve"> and hearts since these items are friendly and should feel easy to collect and natural. A </w:t>
+      </w:r>
+      <w:proofErr w:type="gramStart"/>
+      <w:r>
+        <w:rPr>
+          <w:rFonts w:ascii="Times New Roman" w:hAnsi="Times New Roman" w:cs="Times New Roman"/>
+        </w:rPr>
+        <w:t>center based</w:t>
+      </w:r>
+      <w:proofErr w:type="gramEnd"/>
+      <w:r>
+        <w:rPr>
+          <w:rFonts w:ascii="Times New Roman" w:hAnsi="Times New Roman" w:cs="Times New Roman"/>
+        </w:rPr>
+        <w:t xml:space="preserve"> axis-aligned bounding box function </w:t>
       </w:r>
       <w:proofErr w:type="spellStart"/>
       <w:r>
@@ -5866,7 +6783,21 @@
         <w:rPr>
           <w:rFonts w:ascii="Times New Roman" w:hAnsi="Times New Roman" w:cs="Times New Roman"/>
         </w:rPr>
-        <w:t xml:space="preserve"> is used for harmful objects like obstacles, stones, manhole fires, falling rocks and ghost enemy. This function compares the half-widths and half-heights of the hitbox of the character and obstacle to check for overlap. The </w:t>
+        <w:t xml:space="preserve"> is used for harmful objects like obstacles, stones, manhole fires, falling rocks and ghost enemy. This function compares the half-widths and half-heights of the hitbox of the character and </w:t>
+      </w:r>
+      <w:proofErr w:type="gramStart"/>
+      <w:r>
+        <w:rPr>
+          <w:rFonts w:ascii="Times New Roman" w:hAnsi="Times New Roman" w:cs="Times New Roman"/>
+        </w:rPr>
+        <w:t>obstacle</w:t>
+      </w:r>
+      <w:proofErr w:type="gramEnd"/>
+      <w:r>
+        <w:rPr>
+          <w:rFonts w:ascii="Times New Roman" w:hAnsi="Times New Roman" w:cs="Times New Roman"/>
+        </w:rPr>
+        <w:t xml:space="preserve"> to check for overlap. The </w:t>
       </w:r>
       <w:proofErr w:type="spellStart"/>
       <w:r>
@@ -6090,7 +7021,21 @@
         <w:rPr>
           <w:rFonts w:ascii="Times New Roman" w:hAnsi="Times New Roman" w:cs="Times New Roman"/>
         </w:rPr>
-        <w:t xml:space="preserve"> is used to draw the win or game over overlay with win/loss details and navigation buttons. The high score system stores the high score in highscore.txt, which is compared to the current level score after each collection and at the end of the level and changed only if a new high score is attained.</w:t>
+        <w:t xml:space="preserve"> is used to draw the win or </w:t>
+      </w:r>
+      <w:proofErr w:type="gramStart"/>
+      <w:r>
+        <w:rPr>
+          <w:rFonts w:ascii="Times New Roman" w:hAnsi="Times New Roman" w:cs="Times New Roman"/>
+        </w:rPr>
+        <w:t>game over</w:t>
+      </w:r>
+      <w:proofErr w:type="gramEnd"/>
+      <w:r>
+        <w:rPr>
+          <w:rFonts w:ascii="Times New Roman" w:hAnsi="Times New Roman" w:cs="Times New Roman"/>
+        </w:rPr>
+        <w:t xml:space="preserve"> overlay with win/loss details and navigation buttons. The high score system stores the high score in highscore.txt, which is compared to the current level score after each collection and at the end of the level and changed only if a new high score is attained.</w:t>
       </w:r>
     </w:p>
     <w:p>
@@ -6163,6 +7108,7 @@
         <w:t xml:space="preserve"> and </w:t>
       </w:r>
       <w:proofErr w:type="spellStart"/>
+      <w:proofErr w:type="gramStart"/>
       <w:r>
         <w:rPr>
           <w:rFonts w:ascii="Times New Roman" w:hAnsi="Times New Roman" w:cs="Times New Roman"/>
@@ -6170,6 +7116,7 @@
         <w:t>mpegvideo</w:t>
       </w:r>
       <w:proofErr w:type="spellEnd"/>
+      <w:proofErr w:type="gramEnd"/>
       <w:r>
         <w:rPr>
           <w:rFonts w:ascii="Times New Roman" w:hAnsi="Times New Roman" w:cs="Times New Roman"/>
@@ -6211,7 +7158,21 @@
         <w:rPr>
           <w:rFonts w:ascii="Times New Roman" w:hAnsi="Times New Roman" w:cs="Times New Roman"/>
         </w:rPr>
-        <w:t xml:space="preserve"> mode, reshape() adjusts the OpenGL viewport using </w:t>
+        <w:t xml:space="preserve"> mode, </w:t>
+      </w:r>
+      <w:proofErr w:type="gramStart"/>
+      <w:r>
+        <w:rPr>
+          <w:rFonts w:ascii="Times New Roman" w:hAnsi="Times New Roman" w:cs="Times New Roman"/>
+        </w:rPr>
+        <w:t>reshape(</w:t>
+      </w:r>
+      <w:proofErr w:type="gramEnd"/>
+      <w:r>
+        <w:rPr>
+          <w:rFonts w:ascii="Times New Roman" w:hAnsi="Times New Roman" w:cs="Times New Roman"/>
+        </w:rPr>
+        <w:t xml:space="preserve">) adjusts the OpenGL viewport using </w:t>
       </w:r>
       <w:proofErr w:type="spellStart"/>
       <w:r>
@@ -6225,7 +7186,21 @@
         <w:rPr>
           <w:rFonts w:ascii="Times New Roman" w:hAnsi="Times New Roman" w:cs="Times New Roman"/>
         </w:rPr>
-        <w:t xml:space="preserve"> to fill the entire screen while the projection coordinates remain fixed at gluOrtho2D(-9.50, 9.50, -10.0, 10.0). This means all game object positions, collision hitboxes and HUD elements stay exactly in place regardless of the monitor size or resolution.</w:t>
+        <w:t xml:space="preserve"> to fill the entire screen while the projection coordinates remain fixed at gluOrtho2</w:t>
+      </w:r>
+      <w:proofErr w:type="gramStart"/>
+      <w:r>
+        <w:rPr>
+          <w:rFonts w:ascii="Times New Roman" w:hAnsi="Times New Roman" w:cs="Times New Roman"/>
+        </w:rPr>
+        <w:t>D(</w:t>
+      </w:r>
+      <w:proofErr w:type="gramEnd"/>
+      <w:r>
+        <w:rPr>
+          <w:rFonts w:ascii="Times New Roman" w:hAnsi="Times New Roman" w:cs="Times New Roman"/>
+        </w:rPr>
+        <w:t>-9.50, 9.50, -10.0, 10.0). This means all game object positions, collision hitboxes and HUD elements stay exactly in place regardless of the monitor size or resolution.</w:t>
       </w:r>
     </w:p>
     <w:p>
@@ -7203,13 +8178,23 @@
                 <w:szCs w:val="20"/>
               </w:rPr>
             </w:pPr>
-            <w:r>
-              <w:rPr>
-                <w:rFonts w:ascii="Times New Roman" w:hAnsi="Times New Roman" w:cs="Times New Roman"/>
-                <w:sz w:val="20"/>
-                <w:szCs w:val="20"/>
-              </w:rPr>
-              <w:t>Shows the starting view immediately after selecting Level 2 from the home menu.</w:t>
+            <w:proofErr w:type="gramStart"/>
+            <w:r>
+              <w:rPr>
+                <w:rFonts w:ascii="Times New Roman" w:hAnsi="Times New Roman" w:cs="Times New Roman"/>
+                <w:sz w:val="20"/>
+                <w:szCs w:val="20"/>
+              </w:rPr>
+              <w:t>Shows</w:t>
+            </w:r>
+            <w:proofErr w:type="gramEnd"/>
+            <w:r>
+              <w:rPr>
+                <w:rFonts w:ascii="Times New Roman" w:hAnsi="Times New Roman" w:cs="Times New Roman"/>
+                <w:sz w:val="20"/>
+                <w:szCs w:val="20"/>
+              </w:rPr>
+              <w:t xml:space="preserve"> the starting view immediately after selecting Level 2 from the home menu.</w:t>
             </w:r>
           </w:p>
         </w:tc>
@@ -7454,7 +8439,25 @@
                 <w:sz w:val="20"/>
                 <w:szCs w:val="20"/>
               </w:rPr>
-              <w:t xml:space="preserve"> and collectible interaction in this level.</w:t>
+              <w:t xml:space="preserve"> and collectible interaction </w:t>
+            </w:r>
+            <w:proofErr w:type="gramStart"/>
+            <w:r>
+              <w:rPr>
+                <w:rFonts w:ascii="Times New Roman" w:hAnsi="Times New Roman" w:cs="Times New Roman"/>
+                <w:sz w:val="20"/>
+                <w:szCs w:val="20"/>
+              </w:rPr>
+              <w:t>in</w:t>
+            </w:r>
+            <w:proofErr w:type="gramEnd"/>
+            <w:r>
+              <w:rPr>
+                <w:rFonts w:ascii="Times New Roman" w:hAnsi="Times New Roman" w:cs="Times New Roman"/>
+                <w:sz w:val="20"/>
+                <w:szCs w:val="20"/>
+              </w:rPr>
+              <w:t xml:space="preserve"> this level.</w:t>
             </w:r>
           </w:p>
         </w:tc>
@@ -8768,7 +9771,25 @@
                 <w:sz w:val="20"/>
                 <w:szCs w:val="20"/>
               </w:rPr>
-              <w:t>Shows the character moving or jumping while falling-rock hazards are present.</w:t>
+              <w:t xml:space="preserve">Shows the character moving or jumping while </w:t>
+            </w:r>
+            <w:proofErr w:type="gramStart"/>
+            <w:r>
+              <w:rPr>
+                <w:rFonts w:ascii="Times New Roman" w:hAnsi="Times New Roman" w:cs="Times New Roman"/>
+                <w:sz w:val="20"/>
+                <w:szCs w:val="20"/>
+              </w:rPr>
+              <w:t>falling-rock</w:t>
+            </w:r>
+            <w:proofErr w:type="gramEnd"/>
+            <w:r>
+              <w:rPr>
+                <w:rFonts w:ascii="Times New Roman" w:hAnsi="Times New Roman" w:cs="Times New Roman"/>
+                <w:sz w:val="20"/>
+                <w:szCs w:val="20"/>
+              </w:rPr>
+              <w:t xml:space="preserve"> hazards are present.</w:t>
             </w:r>
           </w:p>
         </w:tc>
@@ -9013,7 +10034,43 @@
                 <w:sz w:val="20"/>
                 <w:szCs w:val="20"/>
               </w:rPr>
-              <w:t>Shows obstacle, stone, heart or falling-rock interaction in this level.</w:t>
+              <w:t xml:space="preserve">Shows </w:t>
+            </w:r>
+            <w:proofErr w:type="gramStart"/>
+            <w:r>
+              <w:rPr>
+                <w:rFonts w:ascii="Times New Roman" w:hAnsi="Times New Roman" w:cs="Times New Roman"/>
+                <w:sz w:val="20"/>
+                <w:szCs w:val="20"/>
+              </w:rPr>
+              <w:t>obstacle</w:t>
+            </w:r>
+            <w:proofErr w:type="gramEnd"/>
+            <w:r>
+              <w:rPr>
+                <w:rFonts w:ascii="Times New Roman" w:hAnsi="Times New Roman" w:cs="Times New Roman"/>
+                <w:sz w:val="20"/>
+                <w:szCs w:val="20"/>
+              </w:rPr>
+              <w:t xml:space="preserve">, </w:t>
+            </w:r>
+            <w:proofErr w:type="gramStart"/>
+            <w:r>
+              <w:rPr>
+                <w:rFonts w:ascii="Times New Roman" w:hAnsi="Times New Roman" w:cs="Times New Roman"/>
+                <w:sz w:val="20"/>
+                <w:szCs w:val="20"/>
+              </w:rPr>
+              <w:t>stone</w:t>
+            </w:r>
+            <w:proofErr w:type="gramEnd"/>
+            <w:r>
+              <w:rPr>
+                <w:rFonts w:ascii="Times New Roman" w:hAnsi="Times New Roman" w:cs="Times New Roman"/>
+                <w:sz w:val="20"/>
+                <w:szCs w:val="20"/>
+              </w:rPr>
+              <w:t>, heart or falling-rock interaction in this level.</w:t>
             </w:r>
           </w:p>
         </w:tc>
@@ -9899,54 +10956,60 @@
           <w:rFonts w:ascii="Times New Roman" w:hAnsi="Times New Roman" w:cs="Times New Roman"/>
           <w:szCs w:val="24"/>
         </w:rPr>
-        <w:t>The project source code is available through the GitHub repository below. The repository should be opened in Code::Blocks and built with the required OpenGL/GLUT and Windows multimedia libraries. For full sound support, keep the required local sound files beside the executable as described in the table.</w:t>
+        <w:t xml:space="preserve">The project source code is available through the GitHub repository below. The repository should be opened in </w:t>
+      </w:r>
+      <w:proofErr w:type="gramStart"/>
+      <w:r>
+        <w:rPr>
+          <w:rFonts w:ascii="Times New Roman" w:hAnsi="Times New Roman" w:cs="Times New Roman"/>
+          <w:szCs w:val="24"/>
+        </w:rPr>
+        <w:t>Code::</w:t>
+      </w:r>
+      <w:proofErr w:type="gramEnd"/>
+      <w:r>
+        <w:rPr>
+          <w:rFonts w:ascii="Times New Roman" w:hAnsi="Times New Roman" w:cs="Times New Roman"/>
+          <w:szCs w:val="24"/>
+        </w:rPr>
+        <w:t>Blocks and built with the required OpenGL/GLUT and Windows multimedia libraries. For full sound support, keep the required local sound files beside the executable as described in the table.</w:t>
       </w:r>
     </w:p>
     <w:tbl>
       <w:tblPr>
-        <w:tblStyle w:val="TableGrid"/>
+        <w:tblStyle w:val="TableGridLight"/>
         <w:tblW w:w="0" w:type="auto"/>
-        <w:jc w:val="center"/>
-        <w:tblBorders>
-          <w:top w:val="single" w:sz="6" w:space="0" w:color="666666"/>
-          <w:left w:val="single" w:sz="6" w:space="0" w:color="666666"/>
-          <w:bottom w:val="single" w:sz="6" w:space="0" w:color="666666"/>
-          <w:right w:val="single" w:sz="6" w:space="0" w:color="666666"/>
-          <w:insideH w:val="single" w:sz="6" w:space="0" w:color="666666"/>
-          <w:insideV w:val="single" w:sz="6" w:space="0" w:color="666666"/>
-        </w:tblBorders>
-        <w:tblLayout w:type="fixed"/>
         <w:tblLook w:val="04A0" w:firstRow="1" w:lastRow="0" w:firstColumn="1" w:lastColumn="0" w:noHBand="0" w:noVBand="1"/>
       </w:tblPr>
       <w:tblGrid>
-        <w:gridCol w:w="2300"/>
-        <w:gridCol w:w="7100"/>
+        <w:gridCol w:w="1492"/>
+        <w:gridCol w:w="7858"/>
       </w:tblGrid>
       <w:tr>
-        <w:trPr>
-          <w:cantSplit/>
-          <w:tblHeader/>
-          <w:jc w:val="center"/>
-        </w:trPr>
-        <w:tc>
-          <w:tcPr>
-            <w:tcW w:w="2300" w:type="dxa"/>
-            <w:shd w:val="clear" w:color="auto" w:fill="D9EAF7"/>
-            <w:vAlign w:val="center"/>
-          </w:tcPr>
-          <w:p>
-            <w:pPr>
-              <w:spacing w:after="160" w:line="278" w:lineRule="auto"/>
-              <w:rPr>
-                <w:rFonts w:ascii="Times New Roman" w:hAnsi="Times New Roman" w:cs="Times New Roman"/>
-                <w:szCs w:val="24"/>
-              </w:rPr>
-            </w:pPr>
-            <w:r>
+        <w:tc>
+          <w:tcPr>
+            <w:tcW w:w="0" w:type="auto"/>
+            <w:hideMark/>
+          </w:tcPr>
+          <w:p>
+            <w:pPr>
+              <w:spacing w:after="160" w:line="278" w:lineRule="auto"/>
+              <w:jc w:val="both"/>
               <w:rPr>
                 <w:rFonts w:ascii="Times New Roman" w:hAnsi="Times New Roman" w:cs="Times New Roman"/>
                 <w:b/>
-                <w:szCs w:val="24"/>
+                <w:bCs/>
+                <w:sz w:val="22"/>
+                <w:szCs w:val="22"/>
+              </w:rPr>
+            </w:pPr>
+            <w:r>
+              <w:rPr>
+                <w:rFonts w:ascii="Times New Roman" w:hAnsi="Times New Roman" w:cs="Times New Roman"/>
+                <w:b/>
+                <w:bCs/>
+                <w:sz w:val="22"/>
+                <w:szCs w:val="22"/>
               </w:rPr>
               <w:t>Item</w:t>
             </w:r>
@@ -9954,23 +11017,28 @@
         </w:tc>
         <w:tc>
           <w:tcPr>
-            <w:tcW w:w="7100" w:type="dxa"/>
-            <w:shd w:val="clear" w:color="auto" w:fill="D9EAF7"/>
-            <w:vAlign w:val="center"/>
-          </w:tcPr>
-          <w:p>
-            <w:pPr>
-              <w:spacing w:after="160" w:line="278" w:lineRule="auto"/>
-              <w:rPr>
-                <w:rFonts w:ascii="Times New Roman" w:hAnsi="Times New Roman" w:cs="Times New Roman"/>
-                <w:szCs w:val="24"/>
-              </w:rPr>
-            </w:pPr>
-            <w:r>
+            <w:tcW w:w="0" w:type="auto"/>
+            <w:hideMark/>
+          </w:tcPr>
+          <w:p>
+            <w:pPr>
+              <w:spacing w:after="160" w:line="278" w:lineRule="auto"/>
+              <w:jc w:val="both"/>
               <w:rPr>
                 <w:rFonts w:ascii="Times New Roman" w:hAnsi="Times New Roman" w:cs="Times New Roman"/>
                 <w:b/>
-                <w:szCs w:val="24"/>
+                <w:bCs/>
+                <w:sz w:val="22"/>
+                <w:szCs w:val="22"/>
+              </w:rPr>
+            </w:pPr>
+            <w:r>
+              <w:rPr>
+                <w:rFonts w:ascii="Times New Roman" w:hAnsi="Times New Roman" w:cs="Times New Roman"/>
+                <w:b/>
+                <w:bCs/>
+                <w:sz w:val="22"/>
+                <w:szCs w:val="22"/>
               </w:rPr>
               <w:t>Details</w:t>
             </w:r>
@@ -9978,28 +11046,28 @@
         </w:tc>
       </w:tr>
       <w:tr>
-        <w:trPr>
-          <w:cantSplit/>
-          <w:jc w:val="center"/>
-        </w:trPr>
-        <w:tc>
-          <w:tcPr>
-            <w:tcW w:w="2300" w:type="dxa"/>
-            <w:vAlign w:val="center"/>
-          </w:tcPr>
-          <w:p>
-            <w:pPr>
-              <w:spacing w:after="160" w:line="278" w:lineRule="auto"/>
-              <w:rPr>
-                <w:rFonts w:ascii="Times New Roman" w:hAnsi="Times New Roman" w:cs="Times New Roman"/>
-                <w:szCs w:val="24"/>
+        <w:tc>
+          <w:tcPr>
+            <w:tcW w:w="0" w:type="auto"/>
+            <w:hideMark/>
+          </w:tcPr>
+          <w:p>
+            <w:pPr>
+              <w:spacing w:after="160" w:line="278" w:lineRule="auto"/>
+              <w:jc w:val="both"/>
+              <w:rPr>
+                <w:rFonts w:ascii="Times New Roman" w:hAnsi="Times New Roman" w:cs="Times New Roman"/>
+                <w:sz w:val="22"/>
+                <w:szCs w:val="22"/>
               </w:rPr>
             </w:pPr>
             <w:r>
               <w:rPr>
                 <w:rFonts w:ascii="Times New Roman" w:hAnsi="Times New Roman" w:cs="Times New Roman"/>
                 <w:b/>
-                <w:szCs w:val="24"/>
+                <w:bCs/>
+                <w:sz w:val="22"/>
+                <w:szCs w:val="22"/>
               </w:rPr>
               <w:t>GitHub Repository Link</w:t>
             </w:r>
@@ -10007,14 +11075,17 @@
         </w:tc>
         <w:tc>
           <w:tcPr>
-            <w:tcW w:w="7100" w:type="dxa"/>
-            <w:vAlign w:val="center"/>
-          </w:tcPr>
-          <w:p>
-            <w:pPr>
-              <w:spacing w:after="160" w:line="278" w:lineRule="auto"/>
-              <w:rPr>
-                <w:rFonts w:ascii="Times New Roman" w:hAnsi="Times New Roman" w:cs="Times New Roman"/>
+            <w:tcW w:w="0" w:type="auto"/>
+            <w:hideMark/>
+          </w:tcPr>
+          <w:p>
+            <w:pPr>
+              <w:spacing w:after="160" w:line="278" w:lineRule="auto"/>
+              <w:jc w:val="both"/>
+              <w:rPr>
+                <w:rFonts w:ascii="Times New Roman" w:hAnsi="Times New Roman" w:cs="Times New Roman"/>
+                <w:sz w:val="22"/>
+                <w:szCs w:val="22"/>
               </w:rPr>
             </w:pPr>
             <w:hyperlink r:id="rId38" w:history="1">
@@ -10022,6 +11093,8 @@
                 <w:rPr>
                   <w:rStyle w:val="Hyperlink"/>
                   <w:rFonts w:ascii="Times New Roman" w:hAnsi="Times New Roman" w:cs="Times New Roman"/>
+                  <w:sz w:val="22"/>
+                  <w:szCs w:val="22"/>
                 </w:rPr>
                 <w:t>https://github.com/towhidislam772/Doraemons_Treat_Hunt</w:t>
               </w:r>
@@ -10030,28 +11103,28 @@
         </w:tc>
       </w:tr>
       <w:tr>
-        <w:trPr>
-          <w:cantSplit/>
-          <w:jc w:val="center"/>
-        </w:trPr>
-        <w:tc>
-          <w:tcPr>
-            <w:tcW w:w="2300" w:type="dxa"/>
-            <w:vAlign w:val="center"/>
-          </w:tcPr>
-          <w:p>
-            <w:pPr>
-              <w:spacing w:after="160" w:line="278" w:lineRule="auto"/>
-              <w:rPr>
-                <w:rFonts w:ascii="Times New Roman" w:hAnsi="Times New Roman" w:cs="Times New Roman"/>
-                <w:szCs w:val="24"/>
+        <w:tc>
+          <w:tcPr>
+            <w:tcW w:w="0" w:type="auto"/>
+            <w:hideMark/>
+          </w:tcPr>
+          <w:p>
+            <w:pPr>
+              <w:spacing w:after="160" w:line="278" w:lineRule="auto"/>
+              <w:jc w:val="both"/>
+              <w:rPr>
+                <w:rFonts w:ascii="Times New Roman" w:hAnsi="Times New Roman" w:cs="Times New Roman"/>
+                <w:sz w:val="22"/>
+                <w:szCs w:val="22"/>
               </w:rPr>
             </w:pPr>
             <w:r>
               <w:rPr>
                 <w:rFonts w:ascii="Times New Roman" w:hAnsi="Times New Roman" w:cs="Times New Roman"/>
                 <w:b/>
-                <w:szCs w:val="24"/>
+                <w:bCs/>
+                <w:sz w:val="22"/>
+                <w:szCs w:val="22"/>
               </w:rPr>
               <w:t>Repository Status</w:t>
             </w:r>
@@ -10059,50 +11132,71 @@
         </w:tc>
         <w:tc>
           <w:tcPr>
-            <w:tcW w:w="7100" w:type="dxa"/>
-            <w:vAlign w:val="center"/>
-          </w:tcPr>
-          <w:p>
-            <w:pPr>
-              <w:spacing w:after="160" w:line="278" w:lineRule="auto"/>
-              <w:rPr>
-                <w:rFonts w:ascii="Times New Roman" w:hAnsi="Times New Roman" w:cs="Times New Roman"/>
-                <w:szCs w:val="24"/>
-              </w:rPr>
-            </w:pPr>
-            <w:r>
-              <w:rPr>
-                <w:rFonts w:ascii="Times New Roman" w:hAnsi="Times New Roman" w:cs="Times New Roman"/>
-                <w:szCs w:val="24"/>
-              </w:rPr>
-              <w:t>Public repository with C++ source and Code::Blocks project files.</w:t>
+            <w:tcW w:w="0" w:type="auto"/>
+            <w:hideMark/>
+          </w:tcPr>
+          <w:p>
+            <w:pPr>
+              <w:spacing w:after="160" w:line="278" w:lineRule="auto"/>
+              <w:jc w:val="both"/>
+              <w:rPr>
+                <w:rFonts w:ascii="Times New Roman" w:hAnsi="Times New Roman" w:cs="Times New Roman"/>
+                <w:sz w:val="22"/>
+                <w:szCs w:val="22"/>
+              </w:rPr>
+            </w:pPr>
+            <w:r>
+              <w:rPr>
+                <w:rFonts w:ascii="Times New Roman" w:hAnsi="Times New Roman" w:cs="Times New Roman"/>
+                <w:sz w:val="22"/>
+                <w:szCs w:val="22"/>
+              </w:rPr>
+              <w:t xml:space="preserve">Public repository with C++ source and </w:t>
+            </w:r>
+            <w:proofErr w:type="gramStart"/>
+            <w:r>
+              <w:rPr>
+                <w:rFonts w:ascii="Times New Roman" w:hAnsi="Times New Roman" w:cs="Times New Roman"/>
+                <w:sz w:val="22"/>
+                <w:szCs w:val="22"/>
+              </w:rPr>
+              <w:t>Code::</w:t>
+            </w:r>
+            <w:proofErr w:type="gramEnd"/>
+            <w:r>
+              <w:rPr>
+                <w:rFonts w:ascii="Times New Roman" w:hAnsi="Times New Roman" w:cs="Times New Roman"/>
+                <w:sz w:val="22"/>
+                <w:szCs w:val="22"/>
+              </w:rPr>
+              <w:t>Blocks project files</w:t>
             </w:r>
           </w:p>
         </w:tc>
       </w:tr>
       <w:tr>
-        <w:trPr>
-          <w:cantSplit/>
-          <w:jc w:val="center"/>
-        </w:trPr>
-        <w:tc>
-          <w:tcPr>
-            <w:tcW w:w="2300" w:type="dxa"/>
-            <w:vAlign w:val="center"/>
-          </w:tcPr>
-          <w:p>
-            <w:pPr>
-              <w:spacing w:after="160" w:line="278" w:lineRule="auto"/>
-              <w:rPr>
-                <w:rFonts w:ascii="Times New Roman" w:hAnsi="Times New Roman" w:cs="Times New Roman"/>
-                <w:szCs w:val="24"/>
+        <w:tc>
+          <w:tcPr>
+            <w:tcW w:w="0" w:type="auto"/>
+            <w:hideMark/>
+          </w:tcPr>
+          <w:p>
+            <w:pPr>
+              <w:spacing w:after="160" w:line="278" w:lineRule="auto"/>
+              <w:jc w:val="both"/>
+              <w:rPr>
+                <w:rFonts w:ascii="Times New Roman" w:hAnsi="Times New Roman" w:cs="Times New Roman"/>
+                <w:sz w:val="22"/>
+                <w:szCs w:val="22"/>
               </w:rPr>
             </w:pPr>
             <w:r>
               <w:rPr>
                 <w:rFonts w:ascii="Times New Roman" w:hAnsi="Times New Roman" w:cs="Times New Roman"/>
                 <w:b/>
-                <w:szCs w:val="24"/>
+                <w:bCs/>
+                <w:sz w:val="22"/>
+                <w:szCs w:val="22"/>
               </w:rPr>
               <w:t>Main Source File</w:t>
             </w:r>
@@ -10110,21 +11204,24 @@
         </w:tc>
         <w:tc>
           <w:tcPr>
-            <w:tcW w:w="7100" w:type="dxa"/>
-            <w:vAlign w:val="center"/>
-          </w:tcPr>
-          <w:p>
-            <w:pPr>
-              <w:spacing w:after="160" w:line="278" w:lineRule="auto"/>
-              <w:rPr>
-                <w:rFonts w:ascii="Times New Roman" w:hAnsi="Times New Roman" w:cs="Times New Roman"/>
-                <w:szCs w:val="24"/>
-              </w:rPr>
-            </w:pPr>
-            <w:r>
-              <w:rPr>
-                <w:rFonts w:ascii="Times New Roman" w:hAnsi="Times New Roman" w:cs="Times New Roman"/>
-                <w:szCs w:val="24"/>
+            <w:tcW w:w="0" w:type="auto"/>
+            <w:hideMark/>
+          </w:tcPr>
+          <w:p>
+            <w:pPr>
+              <w:spacing w:after="160" w:line="278" w:lineRule="auto"/>
+              <w:jc w:val="both"/>
+              <w:rPr>
+                <w:rFonts w:ascii="Times New Roman" w:hAnsi="Times New Roman" w:cs="Times New Roman"/>
+                <w:sz w:val="22"/>
+                <w:szCs w:val="22"/>
+              </w:rPr>
+            </w:pPr>
+            <w:r>
+              <w:rPr>
+                <w:rFonts w:ascii="Times New Roman" w:hAnsi="Times New Roman" w:cs="Times New Roman"/>
+                <w:sz w:val="22"/>
+                <w:szCs w:val="22"/>
               </w:rPr>
               <w:t>main.cpp</w:t>
             </w:r>
@@ -10132,28 +11229,28 @@
         </w:tc>
       </w:tr>
       <w:tr>
-        <w:trPr>
-          <w:cantSplit/>
-          <w:jc w:val="center"/>
-        </w:trPr>
-        <w:tc>
-          <w:tcPr>
-            <w:tcW w:w="2300" w:type="dxa"/>
-            <w:vAlign w:val="center"/>
-          </w:tcPr>
-          <w:p>
-            <w:pPr>
-              <w:spacing w:after="160" w:line="278" w:lineRule="auto"/>
-              <w:rPr>
-                <w:rFonts w:ascii="Times New Roman" w:hAnsi="Times New Roman" w:cs="Times New Roman"/>
-                <w:szCs w:val="24"/>
+        <w:tc>
+          <w:tcPr>
+            <w:tcW w:w="0" w:type="auto"/>
+            <w:hideMark/>
+          </w:tcPr>
+          <w:p>
+            <w:pPr>
+              <w:spacing w:after="160" w:line="278" w:lineRule="auto"/>
+              <w:jc w:val="both"/>
+              <w:rPr>
+                <w:rFonts w:ascii="Times New Roman" w:hAnsi="Times New Roman" w:cs="Times New Roman"/>
+                <w:sz w:val="22"/>
+                <w:szCs w:val="22"/>
               </w:rPr>
             </w:pPr>
             <w:r>
               <w:rPr>
                 <w:rFonts w:ascii="Times New Roman" w:hAnsi="Times New Roman" w:cs="Times New Roman"/>
                 <w:b/>
-                <w:szCs w:val="24"/>
+                <w:bCs/>
+                <w:sz w:val="22"/>
+                <w:szCs w:val="22"/>
               </w:rPr>
               <w:t>Available Project Files</w:t>
             </w:r>
@@ -10161,21 +11258,24 @@
         </w:tc>
         <w:tc>
           <w:tcPr>
-            <w:tcW w:w="7100" w:type="dxa"/>
-            <w:vAlign w:val="center"/>
-          </w:tcPr>
-          <w:p>
-            <w:pPr>
-              <w:spacing w:after="160" w:line="278" w:lineRule="auto"/>
-              <w:rPr>
-                <w:rFonts w:ascii="Times New Roman" w:hAnsi="Times New Roman" w:cs="Times New Roman"/>
-                <w:szCs w:val="24"/>
-              </w:rPr>
-            </w:pPr>
-            <w:r>
-              <w:rPr>
-                <w:rFonts w:ascii="Times New Roman" w:hAnsi="Times New Roman" w:cs="Times New Roman"/>
-                <w:szCs w:val="24"/>
+            <w:tcW w:w="0" w:type="auto"/>
+            <w:hideMark/>
+          </w:tcPr>
+          <w:p>
+            <w:pPr>
+              <w:spacing w:after="160" w:line="278" w:lineRule="auto"/>
+              <w:jc w:val="both"/>
+              <w:rPr>
+                <w:rFonts w:ascii="Times New Roman" w:hAnsi="Times New Roman" w:cs="Times New Roman"/>
+                <w:sz w:val="22"/>
+                <w:szCs w:val="22"/>
+              </w:rPr>
+            </w:pPr>
+            <w:r>
+              <w:rPr>
+                <w:rFonts w:ascii="Times New Roman" w:hAnsi="Times New Roman" w:cs="Times New Roman"/>
+                <w:sz w:val="22"/>
+                <w:szCs w:val="22"/>
               </w:rPr>
               <w:t xml:space="preserve">README.md, </w:t>
             </w:r>
@@ -10183,15 +11283,17 @@
             <w:r>
               <w:rPr>
                 <w:rFonts w:ascii="Times New Roman" w:hAnsi="Times New Roman" w:cs="Times New Roman"/>
-                <w:szCs w:val="24"/>
-              </w:rPr>
-              <w:t>dora.cbp</w:t>
+                <w:sz w:val="22"/>
+                <w:szCs w:val="22"/>
+              </w:rPr>
+              <w:t>FinalProject.cbp</w:t>
             </w:r>
             <w:proofErr w:type="spellEnd"/>
             <w:r>
               <w:rPr>
                 <w:rFonts w:ascii="Times New Roman" w:hAnsi="Times New Roman" w:cs="Times New Roman"/>
-                <w:szCs w:val="24"/>
+                <w:sz w:val="22"/>
+                <w:szCs w:val="22"/>
               </w:rPr>
               <w:t xml:space="preserve">, </w:t>
             </w:r>
@@ -10199,15 +11301,17 @@
             <w:r>
               <w:rPr>
                 <w:rFonts w:ascii="Times New Roman" w:hAnsi="Times New Roman" w:cs="Times New Roman"/>
-                <w:szCs w:val="24"/>
-              </w:rPr>
-              <w:t>dora.depend</w:t>
+                <w:sz w:val="22"/>
+                <w:szCs w:val="22"/>
+              </w:rPr>
+              <w:t>FinalProject.depend</w:t>
             </w:r>
             <w:proofErr w:type="spellEnd"/>
             <w:r>
               <w:rPr>
                 <w:rFonts w:ascii="Times New Roman" w:hAnsi="Times New Roman" w:cs="Times New Roman"/>
-                <w:szCs w:val="24"/>
+                <w:sz w:val="22"/>
+                <w:szCs w:val="22"/>
               </w:rPr>
               <w:t xml:space="preserve">, </w:t>
             </w:r>
@@ -10215,44 +11319,46 @@
             <w:r>
               <w:rPr>
                 <w:rFonts w:ascii="Times New Roman" w:hAnsi="Times New Roman" w:cs="Times New Roman"/>
-                <w:szCs w:val="24"/>
-              </w:rPr>
-              <w:t>dora.layout</w:t>
+                <w:sz w:val="22"/>
+                <w:szCs w:val="22"/>
+              </w:rPr>
+              <w:t>FinalProject.layout</w:t>
             </w:r>
             <w:proofErr w:type="spellEnd"/>
             <w:r>
               <w:rPr>
                 <w:rFonts w:ascii="Times New Roman" w:hAnsi="Times New Roman" w:cs="Times New Roman"/>
-                <w:szCs w:val="24"/>
-              </w:rPr>
-              <w:t xml:space="preserve"> and main.cpp.</w:t>
+                <w:sz w:val="22"/>
+                <w:szCs w:val="22"/>
+              </w:rPr>
+              <w:t>, main.cpp</w:t>
             </w:r>
           </w:p>
         </w:tc>
       </w:tr>
       <w:tr>
-        <w:trPr>
-          <w:cantSplit/>
-          <w:jc w:val="center"/>
-        </w:trPr>
-        <w:tc>
-          <w:tcPr>
-            <w:tcW w:w="2300" w:type="dxa"/>
-            <w:vAlign w:val="center"/>
-          </w:tcPr>
-          <w:p>
-            <w:pPr>
-              <w:spacing w:after="160" w:line="278" w:lineRule="auto"/>
-              <w:rPr>
-                <w:rFonts w:ascii="Times New Roman" w:hAnsi="Times New Roman" w:cs="Times New Roman"/>
-                <w:szCs w:val="24"/>
+        <w:tc>
+          <w:tcPr>
+            <w:tcW w:w="0" w:type="auto"/>
+            <w:hideMark/>
+          </w:tcPr>
+          <w:p>
+            <w:pPr>
+              <w:spacing w:after="160" w:line="278" w:lineRule="auto"/>
+              <w:jc w:val="both"/>
+              <w:rPr>
+                <w:rFonts w:ascii="Times New Roman" w:hAnsi="Times New Roman" w:cs="Times New Roman"/>
+                <w:sz w:val="22"/>
+                <w:szCs w:val="22"/>
               </w:rPr>
             </w:pPr>
             <w:r>
               <w:rPr>
                 <w:rFonts w:ascii="Times New Roman" w:hAnsi="Times New Roman" w:cs="Times New Roman"/>
                 <w:b/>
-                <w:szCs w:val="24"/>
+                <w:bCs/>
+                <w:sz w:val="22"/>
+                <w:szCs w:val="22"/>
               </w:rPr>
               <w:t>Required Local Files</w:t>
             </w:r>
@@ -10260,50 +11366,53 @@
         </w:tc>
         <w:tc>
           <w:tcPr>
-            <w:tcW w:w="7100" w:type="dxa"/>
-            <w:vAlign w:val="center"/>
-          </w:tcPr>
-          <w:p>
-            <w:pPr>
-              <w:spacing w:after="160" w:line="278" w:lineRule="auto"/>
-              <w:rPr>
-                <w:rFonts w:ascii="Times New Roman" w:hAnsi="Times New Roman" w:cs="Times New Roman"/>
-                <w:szCs w:val="24"/>
-              </w:rPr>
-            </w:pPr>
-            <w:r>
-              <w:rPr>
-                <w:rFonts w:ascii="Times New Roman" w:hAnsi="Times New Roman" w:cs="Times New Roman"/>
-                <w:szCs w:val="24"/>
-              </w:rPr>
-              <w:t>music_config.txt, sounds/bgm.mp3, optional sound effects and highscore.txt generated automatically.</w:t>
+            <w:tcW w:w="0" w:type="auto"/>
+            <w:hideMark/>
+          </w:tcPr>
+          <w:p>
+            <w:pPr>
+              <w:spacing w:after="160" w:line="278" w:lineRule="auto"/>
+              <w:jc w:val="both"/>
+              <w:rPr>
+                <w:rFonts w:ascii="Times New Roman" w:hAnsi="Times New Roman" w:cs="Times New Roman"/>
+                <w:sz w:val="22"/>
+                <w:szCs w:val="22"/>
+              </w:rPr>
+            </w:pPr>
+            <w:r>
+              <w:rPr>
+                <w:rFonts w:ascii="Times New Roman" w:hAnsi="Times New Roman" w:cs="Times New Roman"/>
+                <w:sz w:val="22"/>
+                <w:szCs w:val="22"/>
+              </w:rPr>
+              <w:t>music_config.txt (optional, for custom BGM path), sounds/bgm.mp3, sounds/collect.wav, sounds/hit.wav, sounds/levelup.wav, sounds/gameover.wav, sounds/gamewin.wav; highscore.txt generated automatically</w:t>
             </w:r>
           </w:p>
         </w:tc>
       </w:tr>
       <w:tr>
-        <w:trPr>
-          <w:cantSplit/>
-          <w:jc w:val="center"/>
-        </w:trPr>
-        <w:tc>
-          <w:tcPr>
-            <w:tcW w:w="2300" w:type="dxa"/>
-            <w:vAlign w:val="center"/>
-          </w:tcPr>
-          <w:p>
-            <w:pPr>
-              <w:spacing w:after="160" w:line="278" w:lineRule="auto"/>
-              <w:rPr>
-                <w:rFonts w:ascii="Times New Roman" w:hAnsi="Times New Roman" w:cs="Times New Roman"/>
-                <w:szCs w:val="24"/>
+        <w:tc>
+          <w:tcPr>
+            <w:tcW w:w="0" w:type="auto"/>
+            <w:hideMark/>
+          </w:tcPr>
+          <w:p>
+            <w:pPr>
+              <w:spacing w:after="160" w:line="278" w:lineRule="auto"/>
+              <w:jc w:val="both"/>
+              <w:rPr>
+                <w:rFonts w:ascii="Times New Roman" w:hAnsi="Times New Roman" w:cs="Times New Roman"/>
+                <w:sz w:val="22"/>
+                <w:szCs w:val="22"/>
               </w:rPr>
             </w:pPr>
             <w:r>
               <w:rPr>
                 <w:rFonts w:ascii="Times New Roman" w:hAnsi="Times New Roman" w:cs="Times New Roman"/>
                 <w:b/>
-                <w:szCs w:val="24"/>
+                <w:bCs/>
+                <w:sz w:val="22"/>
+                <w:szCs w:val="22"/>
               </w:rPr>
               <w:t>Build Libraries</w:t>
             </w:r>
@@ -10311,21 +11420,24 @@
         </w:tc>
         <w:tc>
           <w:tcPr>
-            <w:tcW w:w="7100" w:type="dxa"/>
-            <w:vAlign w:val="center"/>
-          </w:tcPr>
-          <w:p>
-            <w:pPr>
-              <w:spacing w:after="160" w:line="278" w:lineRule="auto"/>
-              <w:rPr>
-                <w:rFonts w:ascii="Times New Roman" w:hAnsi="Times New Roman" w:cs="Times New Roman"/>
-                <w:szCs w:val="24"/>
-              </w:rPr>
-            </w:pPr>
-            <w:r>
-              <w:rPr>
-                <w:rFonts w:ascii="Times New Roman" w:hAnsi="Times New Roman" w:cs="Times New Roman"/>
-                <w:szCs w:val="24"/>
+            <w:tcW w:w="0" w:type="auto"/>
+            <w:hideMark/>
+          </w:tcPr>
+          <w:p>
+            <w:pPr>
+              <w:spacing w:after="160" w:line="278" w:lineRule="auto"/>
+              <w:jc w:val="both"/>
+              <w:rPr>
+                <w:rFonts w:ascii="Times New Roman" w:hAnsi="Times New Roman" w:cs="Times New Roman"/>
+                <w:sz w:val="22"/>
+                <w:szCs w:val="22"/>
+              </w:rPr>
+            </w:pPr>
+            <w:r>
+              <w:rPr>
+                <w:rFonts w:ascii="Times New Roman" w:hAnsi="Times New Roman" w:cs="Times New Roman"/>
+                <w:sz w:val="22"/>
+                <w:szCs w:val="22"/>
               </w:rPr>
               <w:t>-lopengl32 -lglu32 -lglut32 -</w:t>
             </w:r>
@@ -10333,7 +11445,8 @@
             <w:r>
               <w:rPr>
                 <w:rFonts w:ascii="Times New Roman" w:hAnsi="Times New Roman" w:cs="Times New Roman"/>
-                <w:szCs w:val="24"/>
+                <w:sz w:val="22"/>
+                <w:szCs w:val="22"/>
               </w:rPr>
               <w:t>lwinmm</w:t>
             </w:r>
@@ -10342,28 +11455,28 @@
         </w:tc>
       </w:tr>
       <w:tr>
-        <w:trPr>
-          <w:cantSplit/>
-          <w:jc w:val="center"/>
-        </w:trPr>
-        <w:tc>
-          <w:tcPr>
-            <w:tcW w:w="2300" w:type="dxa"/>
-            <w:vAlign w:val="center"/>
-          </w:tcPr>
-          <w:p>
-            <w:pPr>
-              <w:spacing w:after="160" w:line="278" w:lineRule="auto"/>
-              <w:rPr>
-                <w:rFonts w:ascii="Times New Roman" w:hAnsi="Times New Roman" w:cs="Times New Roman"/>
-                <w:szCs w:val="24"/>
+        <w:tc>
+          <w:tcPr>
+            <w:tcW w:w="0" w:type="auto"/>
+            <w:hideMark/>
+          </w:tcPr>
+          <w:p>
+            <w:pPr>
+              <w:spacing w:after="160" w:line="278" w:lineRule="auto"/>
+              <w:jc w:val="both"/>
+              <w:rPr>
+                <w:rFonts w:ascii="Times New Roman" w:hAnsi="Times New Roman" w:cs="Times New Roman"/>
+                <w:sz w:val="22"/>
+                <w:szCs w:val="22"/>
               </w:rPr>
             </w:pPr>
             <w:r>
               <w:rPr>
                 <w:rFonts w:ascii="Times New Roman" w:hAnsi="Times New Roman" w:cs="Times New Roman"/>
                 <w:b/>
-                <w:szCs w:val="24"/>
+                <w:bCs/>
+                <w:sz w:val="22"/>
+                <w:szCs w:val="22"/>
               </w:rPr>
               <w:t>Run Instruction</w:t>
             </w:r>
@@ -10371,46 +11484,67 @@
         </w:tc>
         <w:tc>
           <w:tcPr>
-            <w:tcW w:w="7100" w:type="dxa"/>
-            <w:vAlign w:val="center"/>
-          </w:tcPr>
-          <w:p>
-            <w:pPr>
-              <w:spacing w:after="160" w:line="278" w:lineRule="auto"/>
-              <w:rPr>
-                <w:rFonts w:ascii="Times New Roman" w:hAnsi="Times New Roman" w:cs="Times New Roman"/>
-                <w:szCs w:val="24"/>
-              </w:rPr>
-            </w:pPr>
-            <w:r>
-              <w:rPr>
-                <w:rFonts w:ascii="Times New Roman" w:hAnsi="Times New Roman" w:cs="Times New Roman"/>
-                <w:szCs w:val="24"/>
-              </w:rPr>
-              <w:t>Open the Code::Blocks project, rebuild the project, run the executable and select a level from the home menu.</w:t>
+            <w:tcW w:w="0" w:type="auto"/>
+            <w:hideMark/>
+          </w:tcPr>
+          <w:p>
+            <w:pPr>
+              <w:spacing w:after="160" w:line="278" w:lineRule="auto"/>
+              <w:jc w:val="both"/>
+              <w:rPr>
+                <w:rFonts w:ascii="Times New Roman" w:hAnsi="Times New Roman" w:cs="Times New Roman"/>
+                <w:sz w:val="22"/>
+                <w:szCs w:val="22"/>
+              </w:rPr>
+            </w:pPr>
+            <w:r>
+              <w:rPr>
+                <w:rFonts w:ascii="Times New Roman" w:hAnsi="Times New Roman" w:cs="Times New Roman"/>
+                <w:sz w:val="22"/>
+                <w:szCs w:val="22"/>
+              </w:rPr>
+              <w:t xml:space="preserve">Open </w:t>
+            </w:r>
+            <w:proofErr w:type="spellStart"/>
+            <w:r>
+              <w:rPr>
+                <w:rFonts w:ascii="Times New Roman" w:hAnsi="Times New Roman" w:cs="Times New Roman"/>
+                <w:sz w:val="22"/>
+                <w:szCs w:val="22"/>
+              </w:rPr>
+              <w:t>FinalProject.cbp</w:t>
+            </w:r>
+            <w:proofErr w:type="spellEnd"/>
+            <w:r>
+              <w:rPr>
+                <w:rFonts w:ascii="Times New Roman" w:hAnsi="Times New Roman" w:cs="Times New Roman"/>
+                <w:sz w:val="22"/>
+                <w:szCs w:val="22"/>
+              </w:rPr>
+              <w:t xml:space="preserve"> in </w:t>
+            </w:r>
+            <w:proofErr w:type="gramStart"/>
+            <w:r>
+              <w:rPr>
+                <w:rFonts w:ascii="Times New Roman" w:hAnsi="Times New Roman" w:cs="Times New Roman"/>
+                <w:sz w:val="22"/>
+                <w:szCs w:val="22"/>
+              </w:rPr>
+              <w:t>Code::</w:t>
+            </w:r>
+            <w:proofErr w:type="gramEnd"/>
+            <w:r>
+              <w:rPr>
+                <w:rFonts w:ascii="Times New Roman" w:hAnsi="Times New Roman" w:cs="Times New Roman"/>
+                <w:sz w:val="22"/>
+                <w:szCs w:val="22"/>
+              </w:rPr>
+              <w:t>Blocks, add sound files to a sounds/ folder next to the executable, rebuild the project (F9), then select a level from the home menu</w:t>
             </w:r>
           </w:p>
         </w:tc>
       </w:tr>
     </w:tbl>
-    <w:p>
-      <w:pPr>
-        <w:rPr>
-          <w:rFonts w:ascii="Times New Roman" w:hAnsi="Times New Roman" w:cs="Times New Roman"/>
-          <w:sz w:val="20"/>
-          <w:szCs w:val="20"/>
-        </w:rPr>
-      </w:pPr>
-    </w:p>
-    <w:p>
-      <w:pPr>
-        <w:rPr>
-          <w:rFonts w:ascii="Times New Roman" w:hAnsi="Times New Roman" w:cs="Times New Roman"/>
-          <w:sz w:val="20"/>
-          <w:szCs w:val="20"/>
-        </w:rPr>
-      </w:pPr>
-    </w:p>
     <w:p>
       <w:pPr>
         <w:rPr>
@@ -10557,7 +11691,23 @@
           <w:rFonts w:ascii="Times New Roman" w:hAnsi="Times New Roman" w:cs="Times New Roman"/>
           <w:szCs w:val="24"/>
         </w:rPr>
-        <w:t xml:space="preserve"> in each new level.</w:t>
+        <w:t xml:space="preserve"> </w:t>
+      </w:r>
+      <w:proofErr w:type="gramStart"/>
+      <w:r>
+        <w:rPr>
+          <w:rFonts w:ascii="Times New Roman" w:hAnsi="Times New Roman" w:cs="Times New Roman"/>
+          <w:szCs w:val="24"/>
+        </w:rPr>
+        <w:t>in</w:t>
+      </w:r>
+      <w:proofErr w:type="gramEnd"/>
+      <w:r>
+        <w:rPr>
+          <w:rFonts w:ascii="Times New Roman" w:hAnsi="Times New Roman" w:cs="Times New Roman"/>
+          <w:szCs w:val="24"/>
+        </w:rPr>
+        <w:t xml:space="preserve"> each new level.</w:t>
       </w:r>
     </w:p>
     <w:p>
@@ -10577,7 +11727,23 @@
           <w:rFonts w:ascii="Times New Roman" w:hAnsi="Times New Roman" w:cs="Times New Roman"/>
           <w:szCs w:val="24"/>
         </w:rPr>
-        <w:t>Improve collision detection by using object-specific bounding boxes or pixel-level collision for complex shapes instead of the current simplified axis-aligned hitbox approach. This would make collisions feel more accurate especially for the irregularly shaped stone and spiky fruit obstacles.</w:t>
+        <w:t xml:space="preserve">Improve collision detection by using object-specific bounding boxes or pixel-level collision for complex shapes instead of the current simplified axis-aligned hitbox approach. This would make collisions feel more </w:t>
+      </w:r>
+      <w:proofErr w:type="gramStart"/>
+      <w:r>
+        <w:rPr>
+          <w:rFonts w:ascii="Times New Roman" w:hAnsi="Times New Roman" w:cs="Times New Roman"/>
+          <w:szCs w:val="24"/>
+        </w:rPr>
+        <w:t>accurate</w:t>
+      </w:r>
+      <w:proofErr w:type="gramEnd"/>
+      <w:r>
+        <w:rPr>
+          <w:rFonts w:ascii="Times New Roman" w:hAnsi="Times New Roman" w:cs="Times New Roman"/>
+          <w:szCs w:val="24"/>
+        </w:rPr>
+        <w:t xml:space="preserve"> especially for the irregularly shaped stone and spiky fruit obstacles.</w:t>
       </w:r>
     </w:p>
     <w:p>
@@ -10814,7 +11980,23 @@
           <w:rFonts w:ascii="Times New Roman" w:hAnsi="Times New Roman" w:cs="Times New Roman"/>
           <w:szCs w:val="24"/>
         </w:rPr>
-        <w:t>There are some things to be recognized about Doraemon's Treat Hunt. The project does not employ a modern rendering pipeline with vertex buffer objects or shaders, but renders directly using the OpenGL immediate mode system (</w:t>
+        <w:t xml:space="preserve">There are some things to be recognized about Doraemon's Treat Hunt. The project does not employ a modern rendering pipeline with vertex buffer objects or </w:t>
+      </w:r>
+      <w:proofErr w:type="gramStart"/>
+      <w:r>
+        <w:rPr>
+          <w:rFonts w:ascii="Times New Roman" w:hAnsi="Times New Roman" w:cs="Times New Roman"/>
+          <w:szCs w:val="24"/>
+        </w:rPr>
+        <w:t>shaders, but</w:t>
+      </w:r>
+      <w:proofErr w:type="gramEnd"/>
+      <w:r>
+        <w:rPr>
+          <w:rFonts w:ascii="Times New Roman" w:hAnsi="Times New Roman" w:cs="Times New Roman"/>
+          <w:szCs w:val="24"/>
+        </w:rPr>
+        <w:t xml:space="preserve"> renders directly using the OpenGL immediate mode system (</w:t>
       </w:r>
       <w:proofErr w:type="spellStart"/>
       <w:r>
@@ -10878,7 +12060,39 @@
           <w:rFonts w:ascii="Times New Roman" w:hAnsi="Times New Roman" w:cs="Times New Roman"/>
           <w:szCs w:val="24"/>
         </w:rPr>
-        <w:t xml:space="preserve"> function, which makes the project not compile or work properly on Linux or macOS without major work on the sound system. The obstacle positions, the range of collectibles and the layout of the scenes are written directly into the source code and thus modifying the level design always involves editing and recompiling the program. The collision detection system has been enhanced with reduced hitboxes and a center-based AABB collision method, but is still simplified and not polygon-based collision (which can sometimes be slightly inaccurate for certain shapes of objects that are hit, such as the stone or spiky fruit obstacles). The game also doesn't have a correct physics system, so jumping, falling and movement speeds are set with constant values, which are manually adjusted.</w:t>
+        <w:t xml:space="preserve"> function, which makes the project not compile or work properly on Linux or macOS without major work on the sound system. The obstacle positions, the range of collectibles and the layout of the scenes are written directly into the source code and thus modifying the level design always involves editing and recompiling the program. The collision detection system has been enhanced with reduced hitboxes and a center-based AABB collision </w:t>
+      </w:r>
+      <w:proofErr w:type="gramStart"/>
+      <w:r>
+        <w:rPr>
+          <w:rFonts w:ascii="Times New Roman" w:hAnsi="Times New Roman" w:cs="Times New Roman"/>
+          <w:szCs w:val="24"/>
+        </w:rPr>
+        <w:t>method, but</w:t>
+      </w:r>
+      <w:proofErr w:type="gramEnd"/>
+      <w:r>
+        <w:rPr>
+          <w:rFonts w:ascii="Times New Roman" w:hAnsi="Times New Roman" w:cs="Times New Roman"/>
+          <w:szCs w:val="24"/>
+        </w:rPr>
+        <w:t xml:space="preserve"> is still simplified and not polygon-based collision (which can sometimes be slightly inaccurate for certain shapes of objects that are hit, such as </w:t>
+      </w:r>
+      <w:proofErr w:type="gramStart"/>
+      <w:r>
+        <w:rPr>
+          <w:rFonts w:ascii="Times New Roman" w:hAnsi="Times New Roman" w:cs="Times New Roman"/>
+          <w:szCs w:val="24"/>
+        </w:rPr>
+        <w:t>the stone</w:t>
+      </w:r>
+      <w:proofErr w:type="gramEnd"/>
+      <w:r>
+        <w:rPr>
+          <w:rFonts w:ascii="Times New Roman" w:hAnsi="Times New Roman" w:cs="Times New Roman"/>
+          <w:szCs w:val="24"/>
+        </w:rPr>
+        <w:t xml:space="preserve"> or spiky fruit obstacles). The game also doesn't have a correct physics system, so jumping, falling and movement speeds are set with constant values, which are manually adjusted.</w:t>
       </w:r>
     </w:p>
     <w:p>
@@ -13051,7 +14265,6 @@
   <w:style w:type="character" w:default="1" w:styleId="DefaultParagraphFont">
     <w:name w:val="Default Paragraph Font"/>
     <w:uiPriority w:val="1"/>
-    <w:semiHidden/>
     <w:unhideWhenUsed/>
   </w:style>
   <w:style w:type="table" w:default="1" w:styleId="TableNormal">
